--- a/Quanta, Actually - SERIES/QED Course/chapters/Lesson 71 Gauge Fixing.docx
+++ b/Quanta, Actually - SERIES/QED Course/chapters/Lesson 71 Gauge Fixing.docx
@@ -17,7 +17,7 @@
         <w:jc w:val="center"/>
       </w:pPr>
       <w:r>
-        <w:t>Lesson 71 of the Complete Quantum Electrodynamics Course</w:t>
+        <w:t>Lesson 71 of Quantum, Actually, Volume 2: A QED Course</w:t>
       </w:r>
     </w:p>
     <w:p>
@@ -74,7 +74,34 @@
     </w:p>
     <w:p>
       <w:r>
-        <w:t>Lesson 38 quantized the photon in Coulomb gauge, keeping only the two transverse components of A. Lesson 48 then used the covariant propagator −ig_μν/(k² + iε) anyway, with a partial argument that the difference does not affect physical results. Every loop calculation since, from Lesson 63's vacuum polarization to Lesson 65's vertex correction, has leaned on that choice. This lesson supplies the missing covariant starting point. It shows exactly why −¼F_μνF^μν by itself cannot be quantized covariantly, adds a gauge-fixing term with a free parameter ξ, inverts the resulting operator to obtain the photon propagator for every ξ, and checks at tree level that ξ drops out of a physical amplitude. The general proof that it always drops out is Lesson 72. Expect five to seven hours.</w:t>
+        <w:t>Lesson 38 quantized the photon in Coulomb gauge, keeping only the two transverse components of A. Lesson 48 then used the covariant propagator −ig</w:t>
+      </w:r>
+      <w:r>
+        <w:rPr>
+          <w:vertAlign w:val="subscript"/>
+        </w:rPr>
+        <w:t>μν</w:t>
+      </w:r>
+      <w:r>
+        <w:t>/(k² + iε) anyway, with a partial argument that the difference does not affect physical results. Every loop calculation since, from Lesson 63's vacuum polarization to Lesson 65's vertex correction, has leaned on that choice. This lesson supplies the missing covariant starting point. It shows exactly why −¼F</w:t>
+      </w:r>
+      <w:r>
+        <w:rPr>
+          <w:vertAlign w:val="subscript"/>
+        </w:rPr>
+        <w:t>μν</w:t>
+      </w:r>
+      <w:r>
+        <w:t>F</w:t>
+      </w:r>
+      <w:r>
+        <w:rPr>
+          <w:vertAlign w:val="superscript"/>
+        </w:rPr>
+        <w:t>μν</w:t>
+      </w:r>
+      <w:r>
+        <w:t xml:space="preserve"> by itself cannot be quantized covariantly, adds a gauge-fixing term with a free parameter ξ, inverts the resulting operator to obtain the photon propagator for every ξ, and checks at tree level that ξ drops out of a physical amplitude. The general proof that it always drops out is Lesson 72. Expect five to seven hours.</w:t>
       </w:r>
     </w:p>
     <w:p>
@@ -90,7 +117,34 @@
         <w:pStyle w:val="ListBullet"/>
       </w:pPr>
       <w:r>
-        <w:t>Explain the two faces of the same problem: the canonical momentum of A⁰ vanishes, and the kinetic operator k²g^μν − k^μk^ν has no inverse.</w:t>
+        <w:t>Explain the two faces of the same problem: the canonical momentum of A⁰ vanishes, and the kinetic operator k²g</w:t>
+      </w:r>
+      <w:r>
+        <w:rPr>
+          <w:vertAlign w:val="superscript"/>
+        </w:rPr>
+        <w:t>μν</w:t>
+      </w:r>
+      <w:r>
+        <w:t xml:space="preserve"> − k</w:t>
+      </w:r>
+      <w:r>
+        <w:rPr>
+          <w:vertAlign w:val="superscript"/>
+        </w:rPr>
+        <w:t>μ</w:t>
+      </w:r>
+      <w:r>
+        <w:t>k</w:t>
+      </w:r>
+      <w:r>
+        <w:rPr>
+          <w:vertAlign w:val="superscript"/>
+        </w:rPr>
+        <w:t>ν</w:t>
+      </w:r>
+      <w:r>
+        <w:t xml:space="preserve"> has no inverse.</w:t>
       </w:r>
     </w:p>
     <w:p>
@@ -98,7 +152,34 @@
         <w:pStyle w:val="ListBullet"/>
       </w:pPr>
       <w:r>
-        <w:t>Add ℒ_gf = −(∂_μA^μ)²/(2ξ) and derive the modified field equation and its consequence ∂²(∂·A) = 0.</w:t>
+        <w:t>Add ℒ</w:t>
+      </w:r>
+      <w:r>
+        <w:rPr>
+          <w:vertAlign w:val="subscript"/>
+        </w:rPr>
+        <w:t>gf</w:t>
+      </w:r>
+      <w:r>
+        <w:t xml:space="preserve"> = −(∂</w:t>
+      </w:r>
+      <w:r>
+        <w:rPr>
+          <w:vertAlign w:val="subscript"/>
+        </w:rPr>
+        <w:t>μ</w:t>
+      </w:r>
+      <w:r>
+        <w:t>A</w:t>
+      </w:r>
+      <w:r>
+        <w:rPr>
+          <w:vertAlign w:val="superscript"/>
+        </w:rPr>
+        <w:t>μ</w:t>
+      </w:r>
+      <w:r>
+        <w:t>)²/(2ξ) and derive the modified field equation and its consequence ∂²(∂·A) = 0.</w:t>
       </w:r>
     </w:p>
     <w:p>
@@ -106,7 +187,43 @@
         <w:pStyle w:val="ListBullet"/>
       </w:pPr>
       <w:r>
-        <w:t>Invert the kinetic operator using transverse and longitudinal projectors, and obtain D_μν(k; ξ) = −i[g_μν − (1−ξ)k_μk_ν/k²]/(k² + iε).</w:t>
+        <w:t>Invert the kinetic operator using transverse and longitudinal projectors, and obtain D</w:t>
+      </w:r>
+      <w:r>
+        <w:rPr>
+          <w:vertAlign w:val="subscript"/>
+        </w:rPr>
+        <w:t>μν</w:t>
+      </w:r>
+      <w:r>
+        <w:t>(k; ξ) = −i[g</w:t>
+      </w:r>
+      <w:r>
+        <w:rPr>
+          <w:vertAlign w:val="subscript"/>
+        </w:rPr>
+        <w:t>μν</w:t>
+      </w:r>
+      <w:r>
+        <w:t xml:space="preserve"> − (1−ξ)k</w:t>
+      </w:r>
+      <w:r>
+        <w:rPr>
+          <w:vertAlign w:val="subscript"/>
+        </w:rPr>
+        <w:t>μ</w:t>
+      </w:r>
+      <w:r>
+        <w:t>k</w:t>
+      </w:r>
+      <w:r>
+        <w:rPr>
+          <w:vertAlign w:val="subscript"/>
+        </w:rPr>
+        <w:t>ν</w:t>
+      </w:r>
+      <w:r>
+        <w:t>/k²]/(k² + iε).</w:t>
       </w:r>
     </w:p>
     <w:p>
@@ -251,7 +368,13 @@
           </w:tcPr>
           <w:p>
             <w:r>
-              <w:t>ℒ_gf</w:t>
+              <w:t>ℒ</w:t>
+            </w:r>
+            <w:r>
+              <w:rPr>
+                <w:vertAlign w:val="subscript"/>
+              </w:rPr>
+              <w:t>gf</w:t>
             </w:r>
           </w:p>
         </w:tc>
@@ -269,7 +392,25 @@
           </w:tcPr>
           <w:p>
             <w:r>
-              <w:t>Gauge-fixing term −(∂_μA^μ)²/(2ξ)</w:t>
+              <w:t>Gauge-fixing term −(∂</w:t>
+            </w:r>
+            <w:r>
+              <w:rPr>
+                <w:vertAlign w:val="subscript"/>
+              </w:rPr>
+              <w:t>μ</w:t>
+            </w:r>
+            <w:r>
+              <w:t>A</w:t>
+            </w:r>
+            <w:r>
+              <w:rPr>
+                <w:vertAlign w:val="superscript"/>
+              </w:rPr>
+              <w:t>μ</w:t>
+            </w:r>
+            <w:r>
+              <w:t>)²/(2ξ)</w:t>
             </w:r>
           </w:p>
         </w:tc>
@@ -288,7 +429,22 @@
           </w:tcPr>
           <w:p>
             <w:r>
-              <w:t>P_T, P_L</w:t>
+              <w:t>P</w:t>
+            </w:r>
+            <w:r>
+              <w:rPr>
+                <w:vertAlign w:val="subscript"/>
+              </w:rPr>
+              <w:t>T</w:t>
+            </w:r>
+            <w:r>
+              <w:t>, P</w:t>
+            </w:r>
+            <w:r>
+              <w:rPr>
+                <w:vertAlign w:val="subscript"/>
+              </w:rPr>
+              <w:t>L</w:t>
             </w:r>
           </w:p>
         </w:tc>
@@ -305,7 +461,52 @@
           </w:tcPr>
           <w:p>
             <w:r>
-              <w:t>Transverse and longitudinal projectors, g_μν − k_μk_ν/k² and k_μk_ν/k²</w:t>
+              <w:t>Transverse and longitudinal projectors, g</w:t>
+            </w:r>
+            <w:r>
+              <w:rPr>
+                <w:vertAlign w:val="subscript"/>
+              </w:rPr>
+              <w:t>μν</w:t>
+            </w:r>
+            <w:r>
+              <w:t xml:space="preserve"> − k</w:t>
+            </w:r>
+            <w:r>
+              <w:rPr>
+                <w:vertAlign w:val="subscript"/>
+              </w:rPr>
+              <w:t>μ</w:t>
+            </w:r>
+            <w:r>
+              <w:t>k</w:t>
+            </w:r>
+            <w:r>
+              <w:rPr>
+                <w:vertAlign w:val="subscript"/>
+              </w:rPr>
+              <w:t>ν</w:t>
+            </w:r>
+            <w:r>
+              <w:t>/k² and k</w:t>
+            </w:r>
+            <w:r>
+              <w:rPr>
+                <w:vertAlign w:val="subscript"/>
+              </w:rPr>
+              <w:t>μ</w:t>
+            </w:r>
+            <w:r>
+              <w:t>k</w:t>
+            </w:r>
+            <w:r>
+              <w:rPr>
+                <w:vertAlign w:val="subscript"/>
+              </w:rPr>
+              <w:t>ν</w:t>
+            </w:r>
+            <w:r>
+              <w:t>/k²</w:t>
             </w:r>
           </w:p>
         </w:tc>
@@ -325,7 +526,16 @@
           </w:tcPr>
           <w:p>
             <w:r>
-              <w:t>D_μν(k; ξ)</w:t>
+              <w:t>D</w:t>
+            </w:r>
+            <w:r>
+              <w:rPr>
+                <w:vertAlign w:val="subscript"/>
+              </w:rPr>
+              <w:t>μν</w:t>
+            </w:r>
+            <w:r>
+              <w:t>(k; ξ)</w:t>
             </w:r>
           </w:p>
         </w:tc>
@@ -362,7 +572,13 @@
           </w:tcPr>
           <w:p>
             <w:r>
-              <w:t>π^μ</w:t>
+              <w:t>π</w:t>
+            </w:r>
+            <w:r>
+              <w:rPr>
+                <w:vertAlign w:val="superscript"/>
+              </w:rPr>
+              <w:t>μ</w:t>
             </w:r>
           </w:p>
         </w:tc>
@@ -379,7 +595,13 @@
           </w:tcPr>
           <w:p>
             <w:r>
-              <w:t>Canonical momentum conjugate to A_μ</w:t>
+              <w:t>Canonical momentum conjugate to A</w:t>
+            </w:r>
+            <w:r>
+              <w:rPr>
+                <w:vertAlign w:val="subscript"/>
+              </w:rPr>
+              <w:t>μ</w:t>
             </w:r>
           </w:p>
         </w:tc>
@@ -390,6 +612,103 @@
         <w:t>The metric is diag(+1, −1, −1, −1). In display equations, square brackets enclose function arguments and visible groupings.</w:t>
       </w:r>
     </w:p>
+    <w:tbl>
+      <w:tblPr>
+        <w:tblW w:type="auto" w:w="0"/>
+        <w:jc w:val="center"/>
+        <w:tblLayout w:type="fixed"/>
+        <w:tblLook w:firstColumn="1" w:firstRow="1" w:lastColumn="0" w:lastRow="0" w:noHBand="0" w:noVBand="1" w:val="04A0"/>
+        <w:tblBorders>
+          <w:top w:val="single" w:sz="8" w:color="7FA7CF"/>
+          <w:left w:val="single" w:sz="8" w:color="7FA7CF"/>
+          <w:bottom w:val="single" w:sz="8" w:color="7FA7CF"/>
+          <w:right w:val="single" w:sz="8" w:color="7FA7CF"/>
+        </w:tblBorders>
+      </w:tblPr>
+      <w:tblGrid>
+        <w:gridCol w:w="9392"/>
+      </w:tblGrid>
+      <w:tr>
+        <w:tc>
+          <w:tcPr>
+            <w:tcW w:type="dxa" w:w="9392"/>
+            <w:shd w:fill="F3F7FB"/>
+            <w:tcMar>
+              <w:top w:w="140" w:type="dxa"/>
+              <w:start w:w="140" w:type="dxa"/>
+              <w:bottom w:w="140" w:type="dxa"/>
+              <w:end w:w="140" w:type="dxa"/>
+            </w:tcMar>
+          </w:tcPr>
+          <w:p>
+            <w:r>
+              <w:rPr>
+                <w:b/>
+                <w:color w:val="1F4E78"/>
+              </w:rPr>
+              <w:t>First pass: the result before the derivation</w:t>
+            </w:r>
+          </w:p>
+          <w:p>
+            <w:pPr>
+              <w:spacing w:after="60"/>
+            </w:pPr>
+            <w:r>
+              <w:t>Adding −(∂·A)²/(2ξ) makes the photon propagator exist: D</w:t>
+            </w:r>
+            <w:r>
+              <w:rPr>
+                <w:vertAlign w:val="subscript"/>
+              </w:rPr>
+              <w:t>μν</w:t>
+            </w:r>
+            <w:r>
+              <w:t xml:space="preserve"> = −i[g</w:t>
+            </w:r>
+            <w:r>
+              <w:rPr>
+                <w:vertAlign w:val="subscript"/>
+              </w:rPr>
+              <w:t>μν</w:t>
+            </w:r>
+            <w:r>
+              <w:t xml:space="preserve"> − (1 − ξ)k</w:t>
+            </w:r>
+            <w:r>
+              <w:rPr>
+                <w:vertAlign w:val="subscript"/>
+              </w:rPr>
+              <w:t>μ</w:t>
+            </w:r>
+            <w:r>
+              <w:t>k</w:t>
+            </w:r>
+            <w:r>
+              <w:rPr>
+                <w:vertAlign w:val="subscript"/>
+              </w:rPr>
+              <w:t>ν</w:t>
+            </w:r>
+            <w:r>
+              <w:t>/k²]/(k² + iε). ξ = 1 is Feynman gauge, ξ = 0 Landau gauge.</w:t>
+            </w:r>
+          </w:p>
+          <w:p>
+            <w:pPr>
+              <w:spacing w:after="60"/>
+            </w:pPr>
+            <w:r>
+              <w:t>The extra ξ-dependent piece never reaches a physical answer (Lessons 72–73).</w:t>
+            </w:r>
+          </w:p>
+        </w:tc>
+      </w:tr>
+    </w:tbl>
+    <w:p>
+      <w:pPr>
+        <w:spacing w:after="80"/>
+      </w:pPr>
+    </w:p>
     <w:p>
       <w:pPr>
         <w:pStyle w:val="Heading2"/>
@@ -408,7 +727,70 @@
     </w:p>
     <w:p>
       <w:r>
-        <w:t>The Maxwell Lagrangian ℒ = −¼F_μνF^μν contains time derivatives of A^i through F^0i, but no time derivative of A⁰, because F^00 = 0 identically. The momentum conjugate to A⁰ is therefore π⁰ = ∂ℒ/∂(∂₀A₀) = −F^00 = 0. A canonical commutator [A⁰(x), π⁰(y)] = iδ³(x − y) is impossible when π⁰ vanishes. Lesson 38 escaped by fixing the gauge, solving for A⁰ in terms of the charges, and quantizing only the transverse A^i. That works, but it singles out a time direction and hides Lorentz invariance.</w:t>
+        <w:t>The Maxwell Lagrangian ℒ = −¼F</w:t>
+      </w:r>
+      <w:r>
+        <w:rPr>
+          <w:vertAlign w:val="subscript"/>
+        </w:rPr>
+        <w:t>μν</w:t>
+      </w:r>
+      <w:r>
+        <w:t>F</w:t>
+      </w:r>
+      <w:r>
+        <w:rPr>
+          <w:vertAlign w:val="superscript"/>
+        </w:rPr>
+        <w:t>μν</w:t>
+      </w:r>
+      <w:r>
+        <w:t xml:space="preserve"> contains time derivatives of A</w:t>
+      </w:r>
+      <w:r>
+        <w:rPr>
+          <w:vertAlign w:val="superscript"/>
+        </w:rPr>
+        <w:t>i</w:t>
+      </w:r>
+      <w:r>
+        <w:t xml:space="preserve"> through F</w:t>
+      </w:r>
+      <w:r>
+        <w:rPr>
+          <w:vertAlign w:val="superscript"/>
+        </w:rPr>
+        <w:t>0i</w:t>
+      </w:r>
+      <w:r>
+        <w:t>, but no time derivative of A⁰, because F</w:t>
+      </w:r>
+      <w:r>
+        <w:rPr>
+          <w:vertAlign w:val="superscript"/>
+        </w:rPr>
+        <w:t>00</w:t>
+      </w:r>
+      <w:r>
+        <w:t xml:space="preserve"> = 0 identically. The momentum conjugate to A⁰ is therefore π⁰ = ∂ℒ/∂(∂₀A₀) = −F</w:t>
+      </w:r>
+      <w:r>
+        <w:rPr>
+          <w:vertAlign w:val="superscript"/>
+        </w:rPr>
+        <w:t>00</w:t>
+      </w:r>
+      <w:r>
+        <w:t xml:space="preserve"> = 0. A canonical commutator [A⁰(x), π⁰(y)] = iδ³(x − y) is impossible when π⁰ vanishes. Lesson 38 escaped by fixing the gauge, solving for A⁰ in terms of the charges, and quantizing only the transverse A</w:t>
+      </w:r>
+      <w:r>
+        <w:rPr>
+          <w:vertAlign w:val="superscript"/>
+        </w:rPr>
+        <w:t>i</w:t>
+      </w:r>
+      <w:r>
+        <w:t>. That works, but it singles out a time direction and hides Lorentz invariance.</w:t>
       </w:r>
     </w:p>
     <w:p>
@@ -422,6 +804,60 @@
     <w:p>
       <w:r>
         <w:t>The same problem appears in momentum space. Integrating by parts, the Maxwell action is</w:t>
+      </w:r>
+    </w:p>
+    <w:p>
+      <w:pPr>
+        <w:keepNext/>
+        <w:spacing w:before="160" w:after="40"/>
+        <w:jc w:val="center"/>
+      </w:pPr>
+      <w:r>
+        <w:drawing>
+          <wp:inline xmlns:a="http://schemas.openxmlformats.org/drawingml/2006/main" xmlns:pic="http://schemas.openxmlformats.org/drawingml/2006/picture">
+            <wp:extent cx="4754880" cy="2304782"/>
+            <wp:docPr id="1" name="Picture 1"/>
+            <wp:cNvGraphicFramePr>
+              <a:graphicFrameLocks noChangeAspect="1"/>
+            </wp:cNvGraphicFramePr>
+            <a:graphic>
+              <a:graphicData uri="http://schemas.openxmlformats.org/drawingml/2006/picture">
+                <pic:pic>
+                  <pic:nvPicPr>
+                    <pic:cNvPr id="0" name="L71_gauge_orbits.png"/>
+                    <pic:cNvPicPr/>
+                  </pic:nvPicPr>
+                  <pic:blipFill>
+                    <a:blip r:embed="rId11"/>
+                    <a:stretch>
+                      <a:fillRect/>
+                    </a:stretch>
+                  </pic:blipFill>
+                  <pic:spPr>
+                    <a:xfrm>
+                      <a:off x="0" y="0"/>
+                      <a:ext cx="4754880" cy="2304782"/>
+                    </a:xfrm>
+                    <a:prstGeom prst="rect"/>
+                  </pic:spPr>
+                </pic:pic>
+              </a:graphicData>
+            </a:graphic>
+          </wp:inline>
+        </w:drawing>
+      </w:r>
+    </w:p>
+    <w:p>
+      <w:pPr>
+        <w:spacing w:after="200"/>
+        <w:jc w:val="center"/>
+      </w:pPr>
+      <w:r>
+        <w:rPr>
+          <w:i/>
+          <w:sz w:val="19"/>
+        </w:rPr>
+        <w:t>Figure 71.1. Gauge orbits. All potentials on one orbit describe the same physics; gauge fixing chooses one representative per orbit.</w:t>
       </w:r>
     </w:p>
     <w:p>
@@ -567,7 +1003,34 @@
     </w:p>
     <w:p>
       <w:r>
-        <w:t>and with ∂ → −ik the quadratic operator is −(k²g^μν − k^μk^ν). The propagator is i times its inverse. But this operator annihilates every vector proportional to k:</w:t>
+        <w:t>and with ∂ → −ik the quadratic operator is −(k²g</w:t>
+      </w:r>
+      <w:r>
+        <w:rPr>
+          <w:vertAlign w:val="superscript"/>
+        </w:rPr>
+        <w:t>μν</w:t>
+      </w:r>
+      <w:r>
+        <w:t xml:space="preserve"> − k</w:t>
+      </w:r>
+      <w:r>
+        <w:rPr>
+          <w:vertAlign w:val="superscript"/>
+        </w:rPr>
+        <w:t>μ</w:t>
+      </w:r>
+      <w:r>
+        <w:t>k</w:t>
+      </w:r>
+      <w:r>
+        <w:rPr>
+          <w:vertAlign w:val="superscript"/>
+        </w:rPr>
+        <w:t>ν</w:t>
+      </w:r>
+      <w:r>
+        <w:t>). The propagator is i times its inverse. But this operator annihilates every vector proportional to k:</w:t>
       </w:r>
     </w:p>
     <w:p>
@@ -728,7 +1191,43 @@
     </w:p>
     <w:p>
       <w:r>
-        <w:t>A matrix with a null vector cannot be inverted. Physically, the null vector is a pure gauge configuration, A_μ = ∂_μχ, which in momentum space is A_μ ∝ k_μ. It costs no action, so nothing in the Lagrangian fixes its amplitude, and the path along which a disturbance would propagate is undefined.</w:t>
+        <w:t>A matrix with a null vector cannot be inverted. Physically, the null vector is a pure gauge configuration, A</w:t>
+      </w:r>
+      <w:r>
+        <w:rPr>
+          <w:vertAlign w:val="subscript"/>
+        </w:rPr>
+        <w:t>μ</w:t>
+      </w:r>
+      <w:r>
+        <w:t xml:space="preserve"> = ∂</w:t>
+      </w:r>
+      <w:r>
+        <w:rPr>
+          <w:vertAlign w:val="subscript"/>
+        </w:rPr>
+        <w:t>μ</w:t>
+      </w:r>
+      <w:r>
+        <w:t>χ, which in momentum space is A</w:t>
+      </w:r>
+      <w:r>
+        <w:rPr>
+          <w:vertAlign w:val="subscript"/>
+        </w:rPr>
+        <w:t>μ</w:t>
+      </w:r>
+      <w:r>
+        <w:t xml:space="preserve"> ∝ k</w:t>
+      </w:r>
+      <w:r>
+        <w:rPr>
+          <w:vertAlign w:val="subscript"/>
+        </w:rPr>
+        <w:t>μ</w:t>
+      </w:r>
+      <w:r>
+        <w:t>. It costs no action, so nothing in the Lagrangian fixes its amplitude, and the path along which a disturbance would propagate is undefined.</w:t>
       </w:r>
     </w:p>
     <w:p>
@@ -742,7 +1241,115 @@
     </w:p>
     <w:p>
       <w:r>
-        <w:t>Show that a pure gauge has zero field strength and zero action. With A_μ = ∂_μχ, F_μν = ∂_μ∂_νχ − ∂_ν∂_μχ = 0, because partial derivatives commute. Then −¼F_μνF^μν = 0 for every χ. The action cannot distinguish A_μ from A_μ + ∂_μχ. The quantity being inverted is degenerate along exactly these directions.</w:t>
+        <w:t>Show that a pure gauge has zero field strength and zero action. With A</w:t>
+      </w:r>
+      <w:r>
+        <w:rPr>
+          <w:vertAlign w:val="subscript"/>
+        </w:rPr>
+        <w:t>μ</w:t>
+      </w:r>
+      <w:r>
+        <w:t xml:space="preserve"> = ∂</w:t>
+      </w:r>
+      <w:r>
+        <w:rPr>
+          <w:vertAlign w:val="subscript"/>
+        </w:rPr>
+        <w:t>μ</w:t>
+      </w:r>
+      <w:r>
+        <w:t>χ, F</w:t>
+      </w:r>
+      <w:r>
+        <w:rPr>
+          <w:vertAlign w:val="subscript"/>
+        </w:rPr>
+        <w:t>μν</w:t>
+      </w:r>
+      <w:r>
+        <w:t xml:space="preserve"> = ∂</w:t>
+      </w:r>
+      <w:r>
+        <w:rPr>
+          <w:vertAlign w:val="subscript"/>
+        </w:rPr>
+        <w:t>μ</w:t>
+      </w:r>
+      <w:r>
+        <w:t>∂</w:t>
+      </w:r>
+      <w:r>
+        <w:rPr>
+          <w:vertAlign w:val="subscript"/>
+        </w:rPr>
+        <w:t>ν</w:t>
+      </w:r>
+      <w:r>
+        <w:t>χ − ∂</w:t>
+      </w:r>
+      <w:r>
+        <w:rPr>
+          <w:vertAlign w:val="subscript"/>
+        </w:rPr>
+        <w:t>ν</w:t>
+      </w:r>
+      <w:r>
+        <w:t>∂</w:t>
+      </w:r>
+      <w:r>
+        <w:rPr>
+          <w:vertAlign w:val="subscript"/>
+        </w:rPr>
+        <w:t>μ</w:t>
+      </w:r>
+      <w:r>
+        <w:t>χ = 0, because partial derivatives commute. Then −¼F</w:t>
+      </w:r>
+      <w:r>
+        <w:rPr>
+          <w:vertAlign w:val="subscript"/>
+        </w:rPr>
+        <w:t>μν</w:t>
+      </w:r>
+      <w:r>
+        <w:t>F</w:t>
+      </w:r>
+      <w:r>
+        <w:rPr>
+          <w:vertAlign w:val="superscript"/>
+        </w:rPr>
+        <w:t>μν</w:t>
+      </w:r>
+      <w:r>
+        <w:t xml:space="preserve"> = 0 for every χ. The action cannot distinguish A</w:t>
+      </w:r>
+      <w:r>
+        <w:rPr>
+          <w:vertAlign w:val="subscript"/>
+        </w:rPr>
+        <w:t>μ</w:t>
+      </w:r>
+      <w:r>
+        <w:t xml:space="preserve"> from A</w:t>
+      </w:r>
+      <w:r>
+        <w:rPr>
+          <w:vertAlign w:val="subscript"/>
+        </w:rPr>
+        <w:t>μ</w:t>
+      </w:r>
+      <w:r>
+        <w:t xml:space="preserve"> + ∂</w:t>
+      </w:r>
+      <w:r>
+        <w:rPr>
+          <w:vertAlign w:val="subscript"/>
+        </w:rPr>
+        <w:t>μ</w:t>
+      </w:r>
+      <w:r>
+        <w:t>χ. The quantity being inverted is degenerate along exactly these directions.</w:t>
       </w:r>
     </w:p>
     <w:p>
@@ -859,7 +1466,16 @@
     </w:p>
     <w:p>
       <w:r>
-        <w:t>The new term contains ∂₀A₀, so π⁰ = ∂ℒ_gf/∂(∂₀A₀) = −(∂·A)/ξ. This no longer vanishes, and all four components of A can be given canonical commutators. Section 1.1's obstruction is gone.</w:t>
+        <w:t>The new term contains ∂₀A₀, so π⁰ = ∂ℒ</w:t>
+      </w:r>
+      <w:r>
+        <w:rPr>
+          <w:vertAlign w:val="subscript"/>
+        </w:rPr>
+        <w:t>gf</w:t>
+      </w:r>
+      <w:r>
+        <w:t>/∂(∂₀A₀) = −(∂·A)/ξ. This no longer vanishes, and all four components of A can be given canonical commutators. Section 1.1's obstruction is gone.</w:t>
       </w:r>
     </w:p>
     <w:p>
@@ -872,7 +1488,34 @@
     </w:p>
     <w:p>
       <w:r>
-        <w:t>With a source term −j_μA^μ, as in Lesson 42, varying A_ν gives</w:t>
+        <w:t>With a source term −j</w:t>
+      </w:r>
+      <w:r>
+        <w:rPr>
+          <w:vertAlign w:val="subscript"/>
+        </w:rPr>
+        <w:t>μ</w:t>
+      </w:r>
+      <w:r>
+        <w:t>A</w:t>
+      </w:r>
+      <w:r>
+        <w:rPr>
+          <w:vertAlign w:val="superscript"/>
+        </w:rPr>
+        <w:t>μ</w:t>
+      </w:r>
+      <w:r>
+        <w:t>, as in Lesson 42, varying A</w:t>
+      </w:r>
+      <w:r>
+        <w:rPr>
+          <w:vertAlign w:val="subscript"/>
+        </w:rPr>
+        <w:t>ν</w:t>
+      </w:r>
+      <w:r>
+        <w:t xml:space="preserve"> gives</w:t>
       </w:r>
     </w:p>
     <w:p>
@@ -979,7 +1622,61 @@
     </w:p>
     <w:p>
       <w:r>
-        <w:t>Take ∂_ν of both sides. The first term is ∂_ν∂_μF^μν = 0, by antisymmetry, and ∂_νj^ν = 0 because the current is conserved. What remains is</w:t>
+        <w:t>Take ∂</w:t>
+      </w:r>
+      <w:r>
+        <w:rPr>
+          <w:vertAlign w:val="subscript"/>
+        </w:rPr>
+        <w:t>ν</w:t>
+      </w:r>
+      <w:r>
+        <w:t xml:space="preserve"> of both sides. The first term is ∂</w:t>
+      </w:r>
+      <w:r>
+        <w:rPr>
+          <w:vertAlign w:val="subscript"/>
+        </w:rPr>
+        <w:t>ν</w:t>
+      </w:r>
+      <w:r>
+        <w:t>∂</w:t>
+      </w:r>
+      <w:r>
+        <w:rPr>
+          <w:vertAlign w:val="subscript"/>
+        </w:rPr>
+        <w:t>μ</w:t>
+      </w:r>
+      <w:r>
+        <w:t>F</w:t>
+      </w:r>
+      <w:r>
+        <w:rPr>
+          <w:vertAlign w:val="superscript"/>
+        </w:rPr>
+        <w:t>μν</w:t>
+      </w:r>
+      <w:r>
+        <w:t xml:space="preserve"> = 0, by antisymmetry, and ∂</w:t>
+      </w:r>
+      <w:r>
+        <w:rPr>
+          <w:vertAlign w:val="subscript"/>
+        </w:rPr>
+        <w:t>ν</w:t>
+      </w:r>
+      <w:r>
+        <w:t>j</w:t>
+      </w:r>
+      <w:r>
+        <w:rPr>
+          <w:vertAlign w:val="superscript"/>
+        </w:rPr>
+        <w:t>ν</w:t>
+      </w:r>
+      <w:r>
+        <w:t xml:space="preserve"> = 0 because the current is conserved. What remains is</w:t>
       </w:r>
     </w:p>
     <w:p>
@@ -1046,7 +1743,79 @@
     </w:p>
     <w:p>
       <w:r>
-        <w:t>Write the field equation in Feynman gauge, ξ = 1. Since ∂_μF^μν = ∂²A^ν − ∂^ν(∂·A), adding ∂^ν(∂·A) cancels the last term, and the equation becomes ∂²A^ν = j^ν. Each component of A obeys a sourced wave equation, independently of the others. That is why the Feynman-gauge propagator is simply −ig_μν/k²: the four components propagate like four massless scalars, with the metric sign attached.</w:t>
+        <w:t>Write the field equation in Feynman gauge, ξ = 1. Since ∂</w:t>
+      </w:r>
+      <w:r>
+        <w:rPr>
+          <w:vertAlign w:val="subscript"/>
+        </w:rPr>
+        <w:t>μ</w:t>
+      </w:r>
+      <w:r>
+        <w:t>F</w:t>
+      </w:r>
+      <w:r>
+        <w:rPr>
+          <w:vertAlign w:val="superscript"/>
+        </w:rPr>
+        <w:t>μν</w:t>
+      </w:r>
+      <w:r>
+        <w:t xml:space="preserve"> = ∂²A</w:t>
+      </w:r>
+      <w:r>
+        <w:rPr>
+          <w:vertAlign w:val="superscript"/>
+        </w:rPr>
+        <w:t>ν</w:t>
+      </w:r>
+      <w:r>
+        <w:t xml:space="preserve"> − ∂</w:t>
+      </w:r>
+      <w:r>
+        <w:rPr>
+          <w:vertAlign w:val="superscript"/>
+        </w:rPr>
+        <w:t>ν</w:t>
+      </w:r>
+      <w:r>
+        <w:t>(∂·A), adding ∂</w:t>
+      </w:r>
+      <w:r>
+        <w:rPr>
+          <w:vertAlign w:val="superscript"/>
+        </w:rPr>
+        <w:t>ν</w:t>
+      </w:r>
+      <w:r>
+        <w:t>(∂·A) cancels the last term, and the equation becomes ∂²A</w:t>
+      </w:r>
+      <w:r>
+        <w:rPr>
+          <w:vertAlign w:val="superscript"/>
+        </w:rPr>
+        <w:t>ν</w:t>
+      </w:r>
+      <w:r>
+        <w:t xml:space="preserve"> = j</w:t>
+      </w:r>
+      <w:r>
+        <w:rPr>
+          <w:vertAlign w:val="superscript"/>
+        </w:rPr>
+        <w:t>ν</w:t>
+      </w:r>
+      <w:r>
+        <w:t>. Each component of A obeys a sourced wave equation, independently of the others. That is why the Feynman-gauge propagator is simply −ig</w:t>
+      </w:r>
+      <w:r>
+        <w:rPr>
+          <w:vertAlign w:val="subscript"/>
+        </w:rPr>
+        <w:t>μν</w:t>
+      </w:r>
+      <w:r>
+        <w:t>/k²: the four components propagate like four massless scalars, with the metric sign attached.</w:t>
       </w:r>
     </w:p>
     <w:p>
@@ -1237,7 +2006,115 @@
     </w:p>
     <w:p>
       <w:r>
-        <w:t>These are projectors: P_T + P_L = g, P_T P_T = P_T, P_L P_L = P_L, and P_T P_L = 0 (Exercise 4). P_T keeps the part of a vector orthogonal to k, and P_L keeps the part along k.</w:t>
+        <w:t>These are projectors: P</w:t>
+      </w:r>
+      <w:r>
+        <w:rPr>
+          <w:vertAlign w:val="subscript"/>
+        </w:rPr>
+        <w:t>T</w:t>
+      </w:r>
+      <w:r>
+        <w:t xml:space="preserve"> + P</w:t>
+      </w:r>
+      <w:r>
+        <w:rPr>
+          <w:vertAlign w:val="subscript"/>
+        </w:rPr>
+        <w:t>L</w:t>
+      </w:r>
+      <w:r>
+        <w:t xml:space="preserve"> = g, P</w:t>
+      </w:r>
+      <w:r>
+        <w:rPr>
+          <w:vertAlign w:val="subscript"/>
+        </w:rPr>
+        <w:t>T</w:t>
+      </w:r>
+      <w:r>
+        <w:t xml:space="preserve"> P</w:t>
+      </w:r>
+      <w:r>
+        <w:rPr>
+          <w:vertAlign w:val="subscript"/>
+        </w:rPr>
+        <w:t>T</w:t>
+      </w:r>
+      <w:r>
+        <w:t xml:space="preserve"> = P</w:t>
+      </w:r>
+      <w:r>
+        <w:rPr>
+          <w:vertAlign w:val="subscript"/>
+        </w:rPr>
+        <w:t>T</w:t>
+      </w:r>
+      <w:r>
+        <w:t>, P</w:t>
+      </w:r>
+      <w:r>
+        <w:rPr>
+          <w:vertAlign w:val="subscript"/>
+        </w:rPr>
+        <w:t>L</w:t>
+      </w:r>
+      <w:r>
+        <w:t xml:space="preserve"> P</w:t>
+      </w:r>
+      <w:r>
+        <w:rPr>
+          <w:vertAlign w:val="subscript"/>
+        </w:rPr>
+        <w:t>L</w:t>
+      </w:r>
+      <w:r>
+        <w:t xml:space="preserve"> = P</w:t>
+      </w:r>
+      <w:r>
+        <w:rPr>
+          <w:vertAlign w:val="subscript"/>
+        </w:rPr>
+        <w:t>L</w:t>
+      </w:r>
+      <w:r>
+        <w:t>, and P</w:t>
+      </w:r>
+      <w:r>
+        <w:rPr>
+          <w:vertAlign w:val="subscript"/>
+        </w:rPr>
+        <w:t>T</w:t>
+      </w:r>
+      <w:r>
+        <w:t xml:space="preserve"> P</w:t>
+      </w:r>
+      <w:r>
+        <w:rPr>
+          <w:vertAlign w:val="subscript"/>
+        </w:rPr>
+        <w:t>L</w:t>
+      </w:r>
+      <w:r>
+        <w:t xml:space="preserve"> = 0 (Exercise 4). P</w:t>
+      </w:r>
+      <w:r>
+        <w:rPr>
+          <w:vertAlign w:val="subscript"/>
+        </w:rPr>
+        <w:t>T</w:t>
+      </w:r>
+      <w:r>
+        <w:t xml:space="preserve"> keeps the part of a vector orthogonal to k, and P</w:t>
+      </w:r>
+      <w:r>
+        <w:rPr>
+          <w:vertAlign w:val="subscript"/>
+        </w:rPr>
+        <w:t>L</w:t>
+      </w:r>
+      <w:r>
+        <w:t xml:space="preserve"> keeps the part along k.</w:t>
       </w:r>
     </w:p>
     <w:p>
@@ -1250,7 +2127,61 @@
     </w:p>
     <w:p>
       <w:r>
-        <w:t>The quadratic part of −¼F² + ℒ_gf is ½A_μ[∂²g^μν − (1 − 1/ξ)∂^μ∂^ν]A_ν. In momentum space the operator is</w:t>
+        <w:t>The quadratic part of −¼F² + ℒ</w:t>
+      </w:r>
+      <w:r>
+        <w:rPr>
+          <w:vertAlign w:val="subscript"/>
+        </w:rPr>
+        <w:t>gf</w:t>
+      </w:r>
+      <w:r>
+        <w:t xml:space="preserve"> is ½A</w:t>
+      </w:r>
+      <w:r>
+        <w:rPr>
+          <w:vertAlign w:val="subscript"/>
+        </w:rPr>
+        <w:t>μ</w:t>
+      </w:r>
+      <w:r>
+        <w:t>[∂²g</w:t>
+      </w:r>
+      <w:r>
+        <w:rPr>
+          <w:vertAlign w:val="superscript"/>
+        </w:rPr>
+        <w:t>μν</w:t>
+      </w:r>
+      <w:r>
+        <w:t xml:space="preserve"> − (1 − 1/ξ)∂</w:t>
+      </w:r>
+      <w:r>
+        <w:rPr>
+          <w:vertAlign w:val="superscript"/>
+        </w:rPr>
+        <w:t>μ</w:t>
+      </w:r>
+      <w:r>
+        <w:t>∂</w:t>
+      </w:r>
+      <w:r>
+        <w:rPr>
+          <w:vertAlign w:val="superscript"/>
+        </w:rPr>
+        <w:t>ν</w:t>
+      </w:r>
+      <w:r>
+        <w:t>]A</w:t>
+      </w:r>
+      <w:r>
+        <w:rPr>
+          <w:vertAlign w:val="subscript"/>
+        </w:rPr>
+        <w:t>ν</w:t>
+      </w:r>
+      <w:r>
+        <w:t>. In momentum space the operator is</w:t>
       </w:r>
     </w:p>
     <w:p>
@@ -1729,7 +2660,22 @@
     </w:p>
     <w:p>
       <w:r>
-        <w:t>Exercise 5 multiplies O by this D and recovers iδ^μ_ν directly.</w:t>
+        <w:t>Exercise 5 multiplies O by this D and recovers iδ</w:t>
+      </w:r>
+      <w:r>
+        <w:rPr>
+          <w:vertAlign w:val="superscript"/>
+        </w:rPr>
+        <w:t>μ</w:t>
+      </w:r>
+      <w:r>
+        <w:rPr>
+          <w:vertAlign w:val="subscript"/>
+        </w:rPr>
+        <w:t>ν</w:t>
+      </w:r>
+      <w:r>
+        <w:t xml:space="preserve"> directly.</w:t>
       </w:r>
     </w:p>
     <w:p>
@@ -1742,7 +2688,97 @@
     </w:p>
     <w:p>
       <w:r>
-        <w:t>At ξ = 1, the k_μk_ν term vanishes and D_μν = −ig_μν/(k² + iε). This is Feynman gauge, the propagator used since Lesson 48. At ξ = 0, D_μν = −i(g_μν − k_μk_ν/k²)/k². This is Landau gauge, and it is purely transverse: k^μD_μν = 0. Other values appear in the literature, for example ξ = 3, Yennie gauge, which simplifies some infrared calculations. Coulomb gauge, ∇·A = 0, is not a value of ξ. It refers to a chosen time direction, so no covariant parameter can reach it. It is a different slice through the same gauge orbits.</w:t>
+        <w:t>At ξ = 1, the k</w:t>
+      </w:r>
+      <w:r>
+        <w:rPr>
+          <w:vertAlign w:val="subscript"/>
+        </w:rPr>
+        <w:t>μ</w:t>
+      </w:r>
+      <w:r>
+        <w:t>k</w:t>
+      </w:r>
+      <w:r>
+        <w:rPr>
+          <w:vertAlign w:val="subscript"/>
+        </w:rPr>
+        <w:t>ν</w:t>
+      </w:r>
+      <w:r>
+        <w:t xml:space="preserve"> term vanishes and D</w:t>
+      </w:r>
+      <w:r>
+        <w:rPr>
+          <w:vertAlign w:val="subscript"/>
+        </w:rPr>
+        <w:t>μν</w:t>
+      </w:r>
+      <w:r>
+        <w:t xml:space="preserve"> = −ig</w:t>
+      </w:r>
+      <w:r>
+        <w:rPr>
+          <w:vertAlign w:val="subscript"/>
+        </w:rPr>
+        <w:t>μν</w:t>
+      </w:r>
+      <w:r>
+        <w:t>/(k² + iε). This is Feynman gauge, the propagator used since Lesson 48. At ξ = 0, D</w:t>
+      </w:r>
+      <w:r>
+        <w:rPr>
+          <w:vertAlign w:val="subscript"/>
+        </w:rPr>
+        <w:t>μν</w:t>
+      </w:r>
+      <w:r>
+        <w:t xml:space="preserve"> = −i(g</w:t>
+      </w:r>
+      <w:r>
+        <w:rPr>
+          <w:vertAlign w:val="subscript"/>
+        </w:rPr>
+        <w:t>μν</w:t>
+      </w:r>
+      <w:r>
+        <w:t xml:space="preserve"> − k</w:t>
+      </w:r>
+      <w:r>
+        <w:rPr>
+          <w:vertAlign w:val="subscript"/>
+        </w:rPr>
+        <w:t>μ</w:t>
+      </w:r>
+      <w:r>
+        <w:t>k</w:t>
+      </w:r>
+      <w:r>
+        <w:rPr>
+          <w:vertAlign w:val="subscript"/>
+        </w:rPr>
+        <w:t>ν</w:t>
+      </w:r>
+      <w:r>
+        <w:t>/k²)/k². This is Landau gauge, and it is purely transverse: k</w:t>
+      </w:r>
+      <w:r>
+        <w:rPr>
+          <w:vertAlign w:val="superscript"/>
+        </w:rPr>
+        <w:t>μ</w:t>
+      </w:r>
+      <w:r>
+        <w:t>D</w:t>
+      </w:r>
+      <w:r>
+        <w:rPr>
+          <w:vertAlign w:val="subscript"/>
+        </w:rPr>
+        <w:t>μν</w:t>
+      </w:r>
+      <w:r>
+        <w:t xml:space="preserve"> = 0. Other values appear in the literature, for example ξ = 3, Yennie gauge, which simplifies some infrared calculations. Coulomb gauge, ∇·A = 0, is not a value of ξ. It refers to a chosen time direction, so no covariant parameter can reach it. It is a different slice through the same gauge orbits.</w:t>
       </w:r>
     </w:p>
     <w:p>
@@ -1756,7 +2792,88 @@
     </w:p>
     <w:p>
       <w:r>
-        <w:t>Verify that Landau gauge is transverse. With ξ = 0, k^μ(g_μν − k_μk_ν/k²) = k_ν − k²k_ν/k² = 0. For general ξ, k^μD_μν = −iξk_ν/k². Only the longitudinal part survives, and it is proportional to ξ, the weight that the gauge-fixing term gave to longitudinal configurations.</w:t>
+        <w:t>Verify that Landau gauge is transverse. With ξ = 0, k</w:t>
+      </w:r>
+      <w:r>
+        <w:rPr>
+          <w:vertAlign w:val="superscript"/>
+        </w:rPr>
+        <w:t>μ</w:t>
+      </w:r>
+      <w:r>
+        <w:t>(g</w:t>
+      </w:r>
+      <w:r>
+        <w:rPr>
+          <w:vertAlign w:val="subscript"/>
+        </w:rPr>
+        <w:t>μν</w:t>
+      </w:r>
+      <w:r>
+        <w:t xml:space="preserve"> − k</w:t>
+      </w:r>
+      <w:r>
+        <w:rPr>
+          <w:vertAlign w:val="subscript"/>
+        </w:rPr>
+        <w:t>μ</w:t>
+      </w:r>
+      <w:r>
+        <w:t>k</w:t>
+      </w:r>
+      <w:r>
+        <w:rPr>
+          <w:vertAlign w:val="subscript"/>
+        </w:rPr>
+        <w:t>ν</w:t>
+      </w:r>
+      <w:r>
+        <w:t>/k²) = k</w:t>
+      </w:r>
+      <w:r>
+        <w:rPr>
+          <w:vertAlign w:val="subscript"/>
+        </w:rPr>
+        <w:t>ν</w:t>
+      </w:r>
+      <w:r>
+        <w:t xml:space="preserve"> − k²k</w:t>
+      </w:r>
+      <w:r>
+        <w:rPr>
+          <w:vertAlign w:val="subscript"/>
+        </w:rPr>
+        <w:t>ν</w:t>
+      </w:r>
+      <w:r>
+        <w:t>/k² = 0. For general ξ, k</w:t>
+      </w:r>
+      <w:r>
+        <w:rPr>
+          <w:vertAlign w:val="superscript"/>
+        </w:rPr>
+        <w:t>μ</w:t>
+      </w:r>
+      <w:r>
+        <w:t>D</w:t>
+      </w:r>
+      <w:r>
+        <w:rPr>
+          <w:vertAlign w:val="subscript"/>
+        </w:rPr>
+        <w:t>μν</w:t>
+      </w:r>
+      <w:r>
+        <w:t xml:space="preserve"> = −iξk</w:t>
+      </w:r>
+      <w:r>
+        <w:rPr>
+          <w:vertAlign w:val="subscript"/>
+        </w:rPr>
+        <w:t>ν</w:t>
+      </w:r>
+      <w:r>
+        <w:t>/k². Only the longitudinal part survives, and it is proportional to ξ, the weight that the gauge-fixing term gave to longitudinal configurations.</w:t>
       </w:r>
     </w:p>
     <w:p>
@@ -1769,7 +2886,61 @@
     </w:p>
     <w:p>
       <w:r>
-        <w:t>In Feynman gauge all four components of A propagate, so the theory contains four polarization states for each momentum: two transverse, one along k, and one timelike. The commutator that follows from Section 2.2 is [a_μ(k), a_ν†(k′)] ∝ −g_μν δ³(k − k′), with a positive constant of proportionality set by Lesson 34's normalization. For the timelike component, −g₀₀ = −1, so that state has negative norm. Such states would be fatal if they could be produced in a physical process. They are not, because the longitudinal and timelike states always enter together, and their contributions cancel between them. This is the content of the Gupta–Bleuler condition. In the language of amplitudes, it is the statement that k_μℳ^μ = 0. Lesson 52 used exactly that statement to replace the physical polarization sum by −g_μν. Both rest on the Ward identity of Lesson 72.</w:t>
+        <w:t>In Feynman gauge all four components of A propagate, so the theory contains four polarization states for each momentum: two transverse, one along k, and one timelike. The commutator that follows from Section 2.2 is [a</w:t>
+      </w:r>
+      <w:r>
+        <w:rPr>
+          <w:vertAlign w:val="subscript"/>
+        </w:rPr>
+        <w:t>μ</w:t>
+      </w:r>
+      <w:r>
+        <w:t>(k), a</w:t>
+      </w:r>
+      <w:r>
+        <w:rPr>
+          <w:vertAlign w:val="subscript"/>
+        </w:rPr>
+        <w:t>ν†</w:t>
+      </w:r>
+      <w:r>
+        <w:t>(k′)] ∝ −g</w:t>
+      </w:r>
+      <w:r>
+        <w:rPr>
+          <w:vertAlign w:val="subscript"/>
+        </w:rPr>
+        <w:t>μν</w:t>
+      </w:r>
+      <w:r>
+        <w:t xml:space="preserve"> δ³(k − k′), with a positive constant of proportionality set by Lesson 34's normalization. For the timelike component, −g₀₀ = −1, so that state has negative norm. Such states would be fatal if they could be produced in a physical process. They are not, because the longitudinal and timelike states always enter together, and their contributions cancel between them. This is the content of the Gupta–Bleuler condition. In the language of amplitudes, it is the statement that k</w:t>
+      </w:r>
+      <w:r>
+        <w:rPr>
+          <w:vertAlign w:val="subscript"/>
+        </w:rPr>
+        <w:t>μ</w:t>
+      </w:r>
+      <w:r>
+        <w:t>ℳ</w:t>
+      </w:r>
+      <w:r>
+        <w:rPr>
+          <w:vertAlign w:val="superscript"/>
+        </w:rPr>
+        <w:t>μ</w:t>
+      </w:r>
+      <w:r>
+        <w:t xml:space="preserve"> = 0. Lesson 52 used exactly that statement to replace the physical polarization sum by −g</w:t>
+      </w:r>
+      <w:r>
+        <w:rPr>
+          <w:vertAlign w:val="subscript"/>
+        </w:rPr>
+        <w:t>μν</w:t>
+      </w:r>
+      <w:r>
+        <w:t>. Both rest on the Ward identity of Lesson 72.</w:t>
       </w:r>
     </w:p>
     <w:p>
@@ -1790,7 +2961,136 @@
     </w:p>
     <w:p>
       <w:r>
-        <w:t>The amplitude of Lesson 54 has the structure J_e^μ D_μν(q; ξ) J_μ^ν, with J_e^μ = ū(p′)γ^μu(p) for the electron and q = p′ − p. The ξ-dependent piece of the propagator is proportional to q_μq_ν, so it contributes only through q_μJ_e^μ and q_νJ_μ^ν.</w:t>
+        <w:t>The amplitude of Lesson 54 has the structure J</w:t>
+      </w:r>
+      <w:r>
+        <w:rPr>
+          <w:vertAlign w:val="subscript"/>
+        </w:rPr>
+        <w:t>e</w:t>
+      </w:r>
+      <w:r>
+        <w:rPr>
+          <w:vertAlign w:val="superscript"/>
+        </w:rPr>
+        <w:t>μ</w:t>
+      </w:r>
+      <w:r>
+        <w:t xml:space="preserve"> D</w:t>
+      </w:r>
+      <w:r>
+        <w:rPr>
+          <w:vertAlign w:val="subscript"/>
+        </w:rPr>
+        <w:t>μν</w:t>
+      </w:r>
+      <w:r>
+        <w:t>(q; ξ) J</w:t>
+      </w:r>
+      <w:r>
+        <w:rPr>
+          <w:vertAlign w:val="subscript"/>
+        </w:rPr>
+        <w:t>μ</w:t>
+      </w:r>
+      <w:r>
+        <w:rPr>
+          <w:vertAlign w:val="superscript"/>
+        </w:rPr>
+        <w:t>ν</w:t>
+      </w:r>
+      <w:r>
+        <w:t>, with J</w:t>
+      </w:r>
+      <w:r>
+        <w:rPr>
+          <w:vertAlign w:val="subscript"/>
+        </w:rPr>
+        <w:t>e</w:t>
+      </w:r>
+      <w:r>
+        <w:rPr>
+          <w:vertAlign w:val="superscript"/>
+        </w:rPr>
+        <w:t>μ</w:t>
+      </w:r>
+      <w:r>
+        <w:t xml:space="preserve"> = ū(p′)γ</w:t>
+      </w:r>
+      <w:r>
+        <w:rPr>
+          <w:vertAlign w:val="superscript"/>
+        </w:rPr>
+        <w:t>μ</w:t>
+      </w:r>
+      <w:r>
+        <w:t>u(p) for the electron and q = p′ − p. The ξ-dependent piece of the propagator is proportional to q</w:t>
+      </w:r>
+      <w:r>
+        <w:rPr>
+          <w:vertAlign w:val="subscript"/>
+        </w:rPr>
+        <w:t>μ</w:t>
+      </w:r>
+      <w:r>
+        <w:t>q</w:t>
+      </w:r>
+      <w:r>
+        <w:rPr>
+          <w:vertAlign w:val="subscript"/>
+        </w:rPr>
+        <w:t>ν</w:t>
+      </w:r>
+      <w:r>
+        <w:t>, so it contributes only through q</w:t>
+      </w:r>
+      <w:r>
+        <w:rPr>
+          <w:vertAlign w:val="subscript"/>
+        </w:rPr>
+        <w:t>μ</w:t>
+      </w:r>
+      <w:r>
+        <w:t>J</w:t>
+      </w:r>
+      <w:r>
+        <w:rPr>
+          <w:vertAlign w:val="subscript"/>
+        </w:rPr>
+        <w:t>e</w:t>
+      </w:r>
+      <w:r>
+        <w:rPr>
+          <w:vertAlign w:val="superscript"/>
+        </w:rPr>
+        <w:t>μ</w:t>
+      </w:r>
+      <w:r>
+        <w:t xml:space="preserve"> and q</w:t>
+      </w:r>
+      <w:r>
+        <w:rPr>
+          <w:vertAlign w:val="subscript"/>
+        </w:rPr>
+        <w:t>ν</w:t>
+      </w:r>
+      <w:r>
+        <w:t>J</w:t>
+      </w:r>
+      <w:r>
+        <w:rPr>
+          <w:vertAlign w:val="subscript"/>
+        </w:rPr>
+        <w:t>μ</w:t>
+      </w:r>
+      <w:r>
+        <w:rPr>
+          <w:vertAlign w:val="superscript"/>
+        </w:rPr>
+        <w:t>ν</w:t>
+      </w:r>
+      <w:r>
+        <w:t>.</w:t>
       </w:r>
     </w:p>
     <w:p>
@@ -2024,7 +3324,34 @@
     </w:p>
     <w:p>
       <w:r>
-        <w:t>Explain why the same argument fails for an off-shell electron line. If the electron is internal, carrying momentum p with p² ≠ m², then p̸ acting on a propagator is not m, and q_μγ^μ does not reduce to zero. Individual diagrams with internal lines can therefore depend on ξ. What is guaranteed is that the sum over all diagrams with the same external, on-shell particles does not. Compton scattering in Lesson 57 is the first example. There, the k_μ terms from a photon line cancel between the direct and crossed diagrams, not within either one.</w:t>
+        <w:t>Explain why the same argument fails for an off-shell electron line. If the electron is internal, carrying momentum p with p² ≠ m², then p̸ acting on a propagator is not m, and q</w:t>
+      </w:r>
+      <w:r>
+        <w:rPr>
+          <w:vertAlign w:val="subscript"/>
+        </w:rPr>
+        <w:t>μ</w:t>
+      </w:r>
+      <w:r>
+        <w:t>γ</w:t>
+      </w:r>
+      <w:r>
+        <w:rPr>
+          <w:vertAlign w:val="superscript"/>
+        </w:rPr>
+        <w:t>μ</w:t>
+      </w:r>
+      <w:r>
+        <w:t xml:space="preserve"> does not reduce to zero. Individual diagrams with internal lines can therefore depend on ξ. What is guaranteed is that the sum over all diagrams with the same external, on-shell particles does not. Compton scattering in Lesson 57 is the first example. There, the k</w:t>
+      </w:r>
+      <w:r>
+        <w:rPr>
+          <w:vertAlign w:val="subscript"/>
+        </w:rPr>
+        <w:t>μ</w:t>
+      </w:r>
+      <w:r>
+        <w:t xml:space="preserve"> terms from a photon line cancel between the direct and crossed diagrams, not within either one.</w:t>
       </w:r>
     </w:p>
     <w:p>
@@ -2050,7 +3377,16 @@
     </w:p>
     <w:p>
       <w:r>
-        <w:t>This lesson has derived the propagator for every ξ and checked ξ-independence at tree level for one process. It has not proved ξ-independence for a general amplitude, which requires the Ward identity, and it has not developed the Gupta–Bleuler construction or the path-integral account of gauge fixing, in which ℒ_gf arises from averaging over gauge slices. Lesson 72 supplies the first. Lessons 80 to 84 return to the second in functional language.</w:t>
+        <w:t>This lesson has derived the propagator for every ξ and checked ξ-independence at tree level for one process. It has not proved ξ-independence for a general amplitude, which requires the Ward identity, and it has not developed the Gupta–Bleuler construction or the path-integral account of gauge fixing, in which ℒ</w:t>
+      </w:r>
+      <w:r>
+        <w:rPr>
+          <w:vertAlign w:val="subscript"/>
+        </w:rPr>
+        <w:t>gf</w:t>
+      </w:r>
+      <w:r>
+        <w:t xml:space="preserve"> arises from averaging over gauge slices. Lesson 72 supplies the first. Lessons 80 to 84 return to the second in functional language.</w:t>
       </w:r>
     </w:p>
     <w:p>
@@ -2151,7 +3487,13 @@
           </w:tcPr>
           <w:p>
             <w:r>
-              <w:t>Why covariant quantization needs ℒ_gf</w:t>
+              <w:t>Why covariant quantization needs ℒ</w:t>
+            </w:r>
+            <w:r>
+              <w:rPr>
+                <w:vertAlign w:val="subscript"/>
+              </w:rPr>
+              <w:t>gf</w:t>
             </w:r>
           </w:p>
         </w:tc>
@@ -2171,7 +3513,16 @@
           </w:tcPr>
           <w:p>
             <w:r>
-              <w:t>ℒ_gf = −(∂·A)²/(2ξ), ∂²(∂·A) = 0</w:t>
+              <w:t>ℒ</w:t>
+            </w:r>
+            <w:r>
+              <w:rPr>
+                <w:vertAlign w:val="subscript"/>
+              </w:rPr>
+              <w:t>gf</w:t>
+            </w:r>
+            <w:r>
+              <w:t xml:space="preserve"> = −(∂·A)²/(2ξ), ∂²(∂·A) = 0</w:t>
             </w:r>
           </w:p>
         </w:tc>
@@ -2208,7 +3559,43 @@
           </w:tcPr>
           <w:p>
             <w:r>
-              <w:t>D_μν(k; ξ) = −i[g_μν − (1−ξ)k_μk_ν/k²]/(k² + iε)</w:t>
+              <w:t>D</w:t>
+            </w:r>
+            <w:r>
+              <w:rPr>
+                <w:vertAlign w:val="subscript"/>
+              </w:rPr>
+              <w:t>μν</w:t>
+            </w:r>
+            <w:r>
+              <w:t>(k; ξ) = −i[g</w:t>
+            </w:r>
+            <w:r>
+              <w:rPr>
+                <w:vertAlign w:val="subscript"/>
+              </w:rPr>
+              <w:t>μν</w:t>
+            </w:r>
+            <w:r>
+              <w:t xml:space="preserve"> − (1−ξ)k</w:t>
+            </w:r>
+            <w:r>
+              <w:rPr>
+                <w:vertAlign w:val="subscript"/>
+              </w:rPr>
+              <w:t>μ</w:t>
+            </w:r>
+            <w:r>
+              <w:t>k</w:t>
+            </w:r>
+            <w:r>
+              <w:rPr>
+                <w:vertAlign w:val="subscript"/>
+              </w:rPr>
+              <w:t>ν</w:t>
+            </w:r>
+            <w:r>
+              <w:t>/k²]/(k² + iε)</w:t>
             </w:r>
           </w:p>
         </w:tc>
@@ -2282,7 +3669,25 @@
           </w:tcPr>
           <w:p>
             <w:r>
-              <w:t>q_μū(p′)γ^μu(p) = 0 on shell</w:t>
+              <w:t>q</w:t>
+            </w:r>
+            <w:r>
+              <w:rPr>
+                <w:vertAlign w:val="subscript"/>
+              </w:rPr>
+              <w:t>μ</w:t>
+            </w:r>
+            <w:r>
+              <w:t>ū(p′)γ</w:t>
+            </w:r>
+            <w:r>
+              <w:rPr>
+                <w:vertAlign w:val="superscript"/>
+              </w:rPr>
+              <w:t>μ</w:t>
+            </w:r>
+            <w:r>
+              <w:t>u(p) = 0 on shell</w:t>
             </w:r>
           </w:p>
         </w:tc>
@@ -2360,7 +3765,43 @@
         </w:numPr>
       </w:pPr>
       <w:r>
-        <w:t>Without gauge fixing, π⁰ = 0 and the operator k²g^μν − k^μk^ν annihilates k_ν, so no covariant propagator exists.</w:t>
+        <w:t>Without gauge fixing, π⁰ = 0 and the operator k²g</w:t>
+      </w:r>
+      <w:r>
+        <w:rPr>
+          <w:vertAlign w:val="superscript"/>
+        </w:rPr>
+        <w:t>μν</w:t>
+      </w:r>
+      <w:r>
+        <w:t xml:space="preserve"> − k</w:t>
+      </w:r>
+      <w:r>
+        <w:rPr>
+          <w:vertAlign w:val="superscript"/>
+        </w:rPr>
+        <w:t>μ</w:t>
+      </w:r>
+      <w:r>
+        <w:t>k</w:t>
+      </w:r>
+      <w:r>
+        <w:rPr>
+          <w:vertAlign w:val="superscript"/>
+        </w:rPr>
+        <w:t>ν</w:t>
+      </w:r>
+      <w:r>
+        <w:t xml:space="preserve"> annihilates k</w:t>
+      </w:r>
+      <w:r>
+        <w:rPr>
+          <w:vertAlign w:val="subscript"/>
+        </w:rPr>
+        <w:t>ν</w:t>
+      </w:r>
+      <w:r>
+        <w:t>, so no covariant propagator exists.</w:t>
       </w:r>
     </w:p>
     <w:p>
@@ -2372,7 +3813,16 @@
         </w:numPr>
       </w:pPr>
       <w:r>
-        <w:t>ℒ_gf = −(∂·A)²/(2ξ) restores π⁰ and makes the operator invertible. Current conservation then gives ∂²(∂·A) = 0, so the extra degree of freedom decouples.</w:t>
+        <w:t>ℒ</w:t>
+      </w:r>
+      <w:r>
+        <w:rPr>
+          <w:vertAlign w:val="subscript"/>
+        </w:rPr>
+        <w:t>gf</w:t>
+      </w:r>
+      <w:r>
+        <w:t xml:space="preserve"> = −(∂·A)²/(2ξ) restores π⁰ and makes the operator invertible. Current conservation then gives ∂²(∂·A) = 0, so the extra degree of freedom decouples.</w:t>
       </w:r>
     </w:p>
     <w:p>
@@ -2384,7 +3834,61 @@
         </w:numPr>
       </w:pPr>
       <w:r>
-        <w:t>With projectors, O = −k²P_T − (k²/ξ)P_L, and D_μν = −i[g_μν − (1−ξ)k_μk_ν/k²]/(k² + iε).</w:t>
+        <w:t>With projectors, O = −k²P</w:t>
+      </w:r>
+      <w:r>
+        <w:rPr>
+          <w:vertAlign w:val="subscript"/>
+        </w:rPr>
+        <w:t>T</w:t>
+      </w:r>
+      <w:r>
+        <w:t xml:space="preserve"> − (k²/ξ)P</w:t>
+      </w:r>
+      <w:r>
+        <w:rPr>
+          <w:vertAlign w:val="subscript"/>
+        </w:rPr>
+        <w:t>L</w:t>
+      </w:r>
+      <w:r>
+        <w:t>, and D</w:t>
+      </w:r>
+      <w:r>
+        <w:rPr>
+          <w:vertAlign w:val="subscript"/>
+        </w:rPr>
+        <w:t>μν</w:t>
+      </w:r>
+      <w:r>
+        <w:t xml:space="preserve"> = −i[g</w:t>
+      </w:r>
+      <w:r>
+        <w:rPr>
+          <w:vertAlign w:val="subscript"/>
+        </w:rPr>
+        <w:t>μν</w:t>
+      </w:r>
+      <w:r>
+        <w:t xml:space="preserve"> − (1−ξ)k</w:t>
+      </w:r>
+      <w:r>
+        <w:rPr>
+          <w:vertAlign w:val="subscript"/>
+        </w:rPr>
+        <w:t>μ</w:t>
+      </w:r>
+      <w:r>
+        <w:t>k</w:t>
+      </w:r>
+      <w:r>
+        <w:rPr>
+          <w:vertAlign w:val="subscript"/>
+        </w:rPr>
+        <w:t>ν</w:t>
+      </w:r>
+      <w:r>
+        <w:t>/k²]/(k² + iε).</w:t>
       </w:r>
     </w:p>
     <w:p>
@@ -2408,7 +3912,25 @@
         </w:numPr>
       </w:pPr>
       <w:r>
-        <w:t>At tree level, on-shell spinors make q_μJ^μ = 0, so ξ drops out of electron-muon scattering. Individual diagrams with internal lines may depend on ξ, and so may Z₂, but observables may not.</w:t>
+        <w:t>At tree level, on-shell spinors make q</w:t>
+      </w:r>
+      <w:r>
+        <w:rPr>
+          <w:vertAlign w:val="subscript"/>
+        </w:rPr>
+        <w:t>μ</w:t>
+      </w:r>
+      <w:r>
+        <w:t>J</w:t>
+      </w:r>
+      <w:r>
+        <w:rPr>
+          <w:vertAlign w:val="superscript"/>
+        </w:rPr>
+        <w:t>μ</w:t>
+      </w:r>
+      <w:r>
+        <w:t xml:space="preserve"> = 0, so ξ drops out of electron-muon scattering. Individual diagrams with internal lines may depend on ξ, and so may Z₂, but observables may not.</w:t>
       </w:r>
     </w:p>
     <w:p>
@@ -2509,7 +4031,22 @@
           </w:tcPr>
           <w:p>
             <w:r>
-              <w:t>Show that F^00 = 0, and conclude that π⁰ = 0 for the Maxwell Lagrangian.</w:t>
+              <w:rPr>
+                <w:b/>
+              </w:rPr>
+              <w:t>Core.</w:t>
+            </w:r>
+            <w:r>
+              <w:t xml:space="preserve"> Show that F</w:t>
+            </w:r>
+            <w:r>
+              <w:rPr>
+                <w:vertAlign w:val="superscript"/>
+              </w:rPr>
+              <w:t>00</w:t>
+            </w:r>
+            <w:r>
+              <w:t xml:space="preserve"> = 0, and conclude that π⁰ = 0 for the Maxwell Lagrangian.</w:t>
             </w:r>
           </w:p>
         </w:tc>
@@ -2547,7 +4084,76 @@
           </w:tcPr>
           <w:p>
             <w:r>
-              <w:t>Integrate −¼F_μνF^μν by parts and obtain ½A_μ[∂²g^μν − ∂^μ∂^ν]A_ν, stating which surface terms are dropped.</w:t>
+              <w:rPr>
+                <w:b/>
+              </w:rPr>
+              <w:t>Extension.</w:t>
+            </w:r>
+            <w:r>
+              <w:t xml:space="preserve"> Integrate −¼F</w:t>
+            </w:r>
+            <w:r>
+              <w:rPr>
+                <w:vertAlign w:val="subscript"/>
+              </w:rPr>
+              <w:t>μν</w:t>
+            </w:r>
+            <w:r>
+              <w:t>F</w:t>
+            </w:r>
+            <w:r>
+              <w:rPr>
+                <w:vertAlign w:val="superscript"/>
+              </w:rPr>
+              <w:t>μν</w:t>
+            </w:r>
+            <w:r>
+              <w:t xml:space="preserve"> by parts and obtain ½A</w:t>
+            </w:r>
+            <w:r>
+              <w:rPr>
+                <w:vertAlign w:val="subscript"/>
+              </w:rPr>
+              <w:t>μ</w:t>
+            </w:r>
+            <w:r>
+              <w:t>[∂²g</w:t>
+            </w:r>
+            <w:r>
+              <w:rPr>
+                <w:vertAlign w:val="superscript"/>
+              </w:rPr>
+              <w:t>μν</w:t>
+            </w:r>
+            <w:r>
+              <w:t xml:space="preserve"> − ∂</w:t>
+            </w:r>
+            <w:r>
+              <w:rPr>
+                <w:vertAlign w:val="superscript"/>
+              </w:rPr>
+              <w:t>μ</w:t>
+            </w:r>
+            <w:r>
+              <w:t>∂</w:t>
+            </w:r>
+            <w:r>
+              <w:rPr>
+                <w:vertAlign w:val="superscript"/>
+              </w:rPr>
+              <w:t>ν</w:t>
+            </w:r>
+            <w:r>
+              <w:t>]A</w:t>
+            </w:r>
+            <w:r>
+              <w:rPr>
+                <w:vertAlign w:val="subscript"/>
+              </w:rPr>
+              <w:t>ν</w:t>
+            </w:r>
+            <w:r>
+              <w:t>, stating which surface terms are dropped.</w:t>
             </w:r>
           </w:p>
         </w:tc>
@@ -2583,7 +4189,22 @@
           </w:tcPr>
           <w:p>
             <w:r>
-              <w:t>Vary −¼F² − (∂·A)²/(2ξ) − j·A with respect to A_ν and derive Section 2.3's field equation.</w:t>
+              <w:rPr>
+                <w:b/>
+              </w:rPr>
+              <w:t>Extension.</w:t>
+            </w:r>
+            <w:r>
+              <w:t xml:space="preserve"> Vary −¼F² − (∂·A)²/(2ξ) − j·A with respect to A</w:t>
+            </w:r>
+            <w:r>
+              <w:rPr>
+                <w:vertAlign w:val="subscript"/>
+              </w:rPr>
+              <w:t>ν</w:t>
+            </w:r>
+            <w:r>
+              <w:t xml:space="preserve"> and derive Section 2.3's field equation.</w:t>
             </w:r>
           </w:p>
         </w:tc>
@@ -2621,7 +4242,82 @@
           </w:tcPr>
           <w:p>
             <w:r>
-              <w:t>Verify P_T + P_L = g, P_T² = P_T, P_L² = P_L, and P_TP_L = 0, contracting indices explicitly.</w:t>
+              <w:rPr>
+                <w:b/>
+              </w:rPr>
+              <w:t>Extension.</w:t>
+            </w:r>
+            <w:r>
+              <w:t xml:space="preserve"> Verify P</w:t>
+            </w:r>
+            <w:r>
+              <w:rPr>
+                <w:vertAlign w:val="subscript"/>
+              </w:rPr>
+              <w:t>T</w:t>
+            </w:r>
+            <w:r>
+              <w:t xml:space="preserve"> + P</w:t>
+            </w:r>
+            <w:r>
+              <w:rPr>
+                <w:vertAlign w:val="subscript"/>
+              </w:rPr>
+              <w:t>L</w:t>
+            </w:r>
+            <w:r>
+              <w:t xml:space="preserve"> = g, P</w:t>
+            </w:r>
+            <w:r>
+              <w:rPr>
+                <w:vertAlign w:val="subscript"/>
+              </w:rPr>
+              <w:t>T</w:t>
+            </w:r>
+            <w:r>
+              <w:t>² = P</w:t>
+            </w:r>
+            <w:r>
+              <w:rPr>
+                <w:vertAlign w:val="subscript"/>
+              </w:rPr>
+              <w:t>T</w:t>
+            </w:r>
+            <w:r>
+              <w:t>, P</w:t>
+            </w:r>
+            <w:r>
+              <w:rPr>
+                <w:vertAlign w:val="subscript"/>
+              </w:rPr>
+              <w:t>L</w:t>
+            </w:r>
+            <w:r>
+              <w:t>² = P</w:t>
+            </w:r>
+            <w:r>
+              <w:rPr>
+                <w:vertAlign w:val="subscript"/>
+              </w:rPr>
+              <w:t>L</w:t>
+            </w:r>
+            <w:r>
+              <w:t>, and P</w:t>
+            </w:r>
+            <w:r>
+              <w:rPr>
+                <w:vertAlign w:val="subscript"/>
+              </w:rPr>
+              <w:t>TP</w:t>
+            </w:r>
+            <w:r>
+              <w:rPr>
+                <w:vertAlign w:val="subscript"/>
+              </w:rPr>
+              <w:t>L</w:t>
+            </w:r>
+            <w:r>
+              <w:t xml:space="preserve"> = 0, contracting indices explicitly.</w:t>
             </w:r>
           </w:p>
         </w:tc>
@@ -2657,7 +4353,73 @@
           </w:tcPr>
           <w:p>
             <w:r>
-              <w:t>Multiply O^μν = −k²g^μν + (1 − 1/ξ)k^μk^ν by D_νρ(k; ξ) and show the product is iδ^μ_ρ.</w:t>
+              <w:rPr>
+                <w:b/>
+              </w:rPr>
+              <w:t>Core.</w:t>
+            </w:r>
+            <w:r>
+              <w:t xml:space="preserve"> Multiply O</w:t>
+            </w:r>
+            <w:r>
+              <w:rPr>
+                <w:vertAlign w:val="superscript"/>
+              </w:rPr>
+              <w:t>μν</w:t>
+            </w:r>
+            <w:r>
+              <w:t xml:space="preserve"> = −k²g</w:t>
+            </w:r>
+            <w:r>
+              <w:rPr>
+                <w:vertAlign w:val="superscript"/>
+              </w:rPr>
+              <w:t>μν</w:t>
+            </w:r>
+            <w:r>
+              <w:t xml:space="preserve"> + (1 − 1/ξ)k</w:t>
+            </w:r>
+            <w:r>
+              <w:rPr>
+                <w:vertAlign w:val="superscript"/>
+              </w:rPr>
+              <w:t>μ</w:t>
+            </w:r>
+            <w:r>
+              <w:t>k</w:t>
+            </w:r>
+            <w:r>
+              <w:rPr>
+                <w:vertAlign w:val="superscript"/>
+              </w:rPr>
+              <w:t>ν</w:t>
+            </w:r>
+            <w:r>
+              <w:t xml:space="preserve"> by D</w:t>
+            </w:r>
+            <w:r>
+              <w:rPr>
+                <w:vertAlign w:val="subscript"/>
+              </w:rPr>
+              <w:t>νρ</w:t>
+            </w:r>
+            <w:r>
+              <w:t>(k; ξ) and show the product is iδ</w:t>
+            </w:r>
+            <w:r>
+              <w:rPr>
+                <w:vertAlign w:val="superscript"/>
+              </w:rPr>
+              <w:t>μ</w:t>
+            </w:r>
+            <w:r>
+              <w:rPr>
+                <w:vertAlign w:val="subscript"/>
+              </w:rPr>
+              <w:t>ρ</w:t>
+            </w:r>
+            <w:r>
+              <w:t>.</w:t>
             </w:r>
           </w:p>
         </w:tc>
@@ -2695,7 +4457,22 @@
           </w:tcPr>
           <w:p>
             <w:r>
-              <w:t>Show that without gauge fixing (1/ξ → 0) the coefficient of P_L in O vanishes, and explain why this is Section 1.2's problem restated.</w:t>
+              <w:rPr>
+                <w:b/>
+              </w:rPr>
+              <w:t>Core.</w:t>
+            </w:r>
+            <w:r>
+              <w:t xml:space="preserve"> Show that without gauge fixing (1/ξ → 0) the coefficient of P</w:t>
+            </w:r>
+            <w:r>
+              <w:rPr>
+                <w:vertAlign w:val="subscript"/>
+              </w:rPr>
+              <w:t>L</w:t>
+            </w:r>
+            <w:r>
+              <w:t xml:space="preserve"> in O vanishes, and explain why this is Section 1.2's problem restated.</w:t>
             </w:r>
           </w:p>
         </w:tc>
@@ -2731,7 +4508,31 @@
           </w:tcPr>
           <w:p>
             <w:r>
-              <w:t>Compute k^μD_μν(k; ξ) for general ξ and interpret the result.</w:t>
+              <w:rPr>
+                <w:b/>
+              </w:rPr>
+              <w:t>Core.</w:t>
+            </w:r>
+            <w:r>
+              <w:t xml:space="preserve"> Compute k</w:t>
+            </w:r>
+            <w:r>
+              <w:rPr>
+                <w:vertAlign w:val="superscript"/>
+              </w:rPr>
+              <w:t>μ</w:t>
+            </w:r>
+            <w:r>
+              <w:t>D</w:t>
+            </w:r>
+            <w:r>
+              <w:rPr>
+                <w:vertAlign w:val="subscript"/>
+              </w:rPr>
+              <w:t>μν</w:t>
+            </w:r>
+            <w:r>
+              <w:t>(k; ξ) for general ξ and interpret the result.</w:t>
             </w:r>
           </w:p>
         </w:tc>
@@ -2769,7 +4570,13 @@
           </w:tcPr>
           <w:p>
             <w:r>
-              <w:t>Show that ξ → 0 forces ∂·A = 0, the Lorenz condition of Lesson 8.</w:t>
+              <w:rPr>
+                <w:b/>
+              </w:rPr>
+              <w:t>Extension.</w:t>
+            </w:r>
+            <w:r>
+              <w:t xml:space="preserve"> Show that ξ → 0 forces ∂·A = 0, the Lorenz condition of Lesson 8.</w:t>
             </w:r>
           </w:p>
         </w:tc>
@@ -2805,7 +4612,13 @@
           </w:tcPr>
           <w:p>
             <w:r>
-              <w:t>Explain why Coulomb gauge cannot be reached by any value of ξ.</w:t>
+              <w:rPr>
+                <w:b/>
+              </w:rPr>
+              <w:t>Extension.</w:t>
+            </w:r>
+            <w:r>
+              <w:t xml:space="preserve"> Explain why Coulomb gauge cannot be reached by any value of ξ.</w:t>
             </w:r>
           </w:p>
         </w:tc>
@@ -2843,7 +4656,31 @@
           </w:tcPr>
           <w:p>
             <w:r>
-              <w:t>Verify q_μū(p′)γ^μu(p) = 0 for q = p′ − p, using the Dirac equation for both spinors.</w:t>
+              <w:rPr>
+                <w:b/>
+              </w:rPr>
+              <w:t>Core.</w:t>
+            </w:r>
+            <w:r>
+              <w:t xml:space="preserve"> Verify q</w:t>
+            </w:r>
+            <w:r>
+              <w:rPr>
+                <w:vertAlign w:val="subscript"/>
+              </w:rPr>
+              <w:t>μ</w:t>
+            </w:r>
+            <w:r>
+              <w:t>ū(p′)γ</w:t>
+            </w:r>
+            <w:r>
+              <w:rPr>
+                <w:vertAlign w:val="superscript"/>
+              </w:rPr>
+              <w:t>μ</w:t>
+            </w:r>
+            <w:r>
+              <w:t>u(p) = 0 for q = p′ − p, using the Dirac equation for both spinors.</w:t>
             </w:r>
           </w:p>
         </w:tc>
@@ -2879,7 +4716,13 @@
           </w:tcPr>
           <w:p>
             <w:r>
-              <w:t>Write the ξ-dependent part of the electron-muon amplitude explicitly and show it vanishes.</w:t>
+              <w:rPr>
+                <w:b/>
+              </w:rPr>
+              <w:t>Core.</w:t>
+            </w:r>
+            <w:r>
+              <w:t xml:space="preserve"> Write the ξ-dependent part of the electron-muon amplitude explicitly and show it vanishes.</w:t>
             </w:r>
           </w:p>
         </w:tc>
@@ -2917,7 +4760,13 @@
           </w:tcPr>
           <w:p>
             <w:r>
-              <w:t>Explain why Z₃ at one loop cannot depend on ξ, by inspecting which propagators appear in Lesson 63's diagram.</w:t>
+              <w:rPr>
+                <w:b/>
+              </w:rPr>
+              <w:t>Extension.</w:t>
+            </w:r>
+            <w:r>
+              <w:t xml:space="preserve"> Explain why Z₃ at one loop cannot depend on ξ, by inspecting which propagators appear in Lesson 63's diagram.</w:t>
             </w:r>
           </w:p>
         </w:tc>
@@ -2953,7 +4802,40 @@
           </w:tcPr>
           <w:p>
             <w:r>
-              <w:t>Challenge: in Feynman gauge, show that the timelike polarization state has negative norm, starting from [a_μ, a_ν†] ∝ −g_μν, and explain why this does not make the theory inconsistent.</w:t>
+              <w:rPr>
+                <w:b/>
+              </w:rPr>
+              <w:t>Challenge.</w:t>
+            </w:r>
+            <w:r>
+              <w:t xml:space="preserve"> In Feynman gauge, show that the timelike polarization state has negative norm, starting from [a</w:t>
+            </w:r>
+            <w:r>
+              <w:rPr>
+                <w:vertAlign w:val="subscript"/>
+              </w:rPr>
+              <w:t>μ</w:t>
+            </w:r>
+            <w:r>
+              <w:t>, a</w:t>
+            </w:r>
+            <w:r>
+              <w:rPr>
+                <w:vertAlign w:val="subscript"/>
+              </w:rPr>
+              <w:t>ν†</w:t>
+            </w:r>
+            <w:r>
+              <w:t>] ∝ −g</w:t>
+            </w:r>
+            <w:r>
+              <w:rPr>
+                <w:vertAlign w:val="subscript"/>
+              </w:rPr>
+              <w:t>μν</w:t>
+            </w:r>
+            <w:r>
+              <w:t>, and explain why this does not make the theory inconsistent.</w:t>
             </w:r>
           </w:p>
         </w:tc>
@@ -2970,6 +4852,14 @@
     <w:p>
       <w:r>
         <w:rPr>
+          <w:i/>
+        </w:rPr>
+        <w:t>Attempt each exercise before reading its solution. If you are stuck, read only the first sentence of the solution, then try again.</w:t>
+      </w:r>
+    </w:p>
+    <w:p>
+      <w:r>
+        <w:rPr>
           <w:b/>
         </w:rPr>
         <w:t>1.</w:t>
@@ -2978,7 +4868,25 @@
         <w:t xml:space="preserve"> </w:t>
       </w:r>
       <w:r>
-        <w:t>F^00 = ∂⁰A⁰ − ∂⁰A⁰ = 0. Since ℒ depends on ∂₀A₀ only through F^00, π⁰ = ∂ℒ/∂(∂₀A₀) = 0.</w:t>
+        <w:t>F</w:t>
+      </w:r>
+      <w:r>
+        <w:rPr>
+          <w:vertAlign w:val="superscript"/>
+        </w:rPr>
+        <w:t>00</w:t>
+      </w:r>
+      <w:r>
+        <w:t xml:space="preserve"> = ∂⁰A⁰ − ∂⁰A⁰ = 0. Since ℒ depends on ∂₀A₀ only through F</w:t>
+      </w:r>
+      <w:r>
+        <w:rPr>
+          <w:vertAlign w:val="superscript"/>
+        </w:rPr>
+        <w:t>00</w:t>
+      </w:r>
+      <w:r>
+        <w:t>, π⁰ = ∂ℒ/∂(∂₀A₀) = 0.</w:t>
       </w:r>
     </w:p>
     <w:p>
@@ -2992,7 +4900,178 @@
         <w:t xml:space="preserve"> </w:t>
       </w:r>
       <w:r>
-        <w:t>−¼F² = −½(∂_μA_ν∂^μA^ν − ∂_μA_ν∂^νA^μ). Integrating each term by parts moves a derivative onto the other field, giving ½A_ν∂²A^ν − ½A_ν∂^ν∂_μA^μ = ½A_μ[∂²g^μν − ∂^μ∂^ν]A_ν. The dropped surface terms vanish for fields that fall off at infinity.</w:t>
+        <w:t>−¼F² = −½(∂</w:t>
+      </w:r>
+      <w:r>
+        <w:rPr>
+          <w:vertAlign w:val="subscript"/>
+        </w:rPr>
+        <w:t>μ</w:t>
+      </w:r>
+      <w:r>
+        <w:t>A</w:t>
+      </w:r>
+      <w:r>
+        <w:rPr>
+          <w:vertAlign w:val="subscript"/>
+        </w:rPr>
+        <w:t>ν</w:t>
+      </w:r>
+      <w:r>
+        <w:t>∂</w:t>
+      </w:r>
+      <w:r>
+        <w:rPr>
+          <w:vertAlign w:val="superscript"/>
+        </w:rPr>
+        <w:t>μ</w:t>
+      </w:r>
+      <w:r>
+        <w:t>A</w:t>
+      </w:r>
+      <w:r>
+        <w:rPr>
+          <w:vertAlign w:val="superscript"/>
+        </w:rPr>
+        <w:t>ν</w:t>
+      </w:r>
+      <w:r>
+        <w:t xml:space="preserve"> − ∂</w:t>
+      </w:r>
+      <w:r>
+        <w:rPr>
+          <w:vertAlign w:val="subscript"/>
+        </w:rPr>
+        <w:t>μ</w:t>
+      </w:r>
+      <w:r>
+        <w:t>A</w:t>
+      </w:r>
+      <w:r>
+        <w:rPr>
+          <w:vertAlign w:val="subscript"/>
+        </w:rPr>
+        <w:t>ν</w:t>
+      </w:r>
+      <w:r>
+        <w:t>∂</w:t>
+      </w:r>
+      <w:r>
+        <w:rPr>
+          <w:vertAlign w:val="superscript"/>
+        </w:rPr>
+        <w:t>ν</w:t>
+      </w:r>
+      <w:r>
+        <w:t>A</w:t>
+      </w:r>
+      <w:r>
+        <w:rPr>
+          <w:vertAlign w:val="superscript"/>
+        </w:rPr>
+        <w:t>μ</w:t>
+      </w:r>
+      <w:r>
+        <w:t>). Integrating each term by parts moves a derivative onto the other field, giving ½A</w:t>
+      </w:r>
+      <w:r>
+        <w:rPr>
+          <w:vertAlign w:val="subscript"/>
+        </w:rPr>
+        <w:t>ν</w:t>
+      </w:r>
+      <w:r>
+        <w:t>∂²A</w:t>
+      </w:r>
+      <w:r>
+        <w:rPr>
+          <w:vertAlign w:val="superscript"/>
+        </w:rPr>
+        <w:t>ν</w:t>
+      </w:r>
+      <w:r>
+        <w:t xml:space="preserve"> − ½A</w:t>
+      </w:r>
+      <w:r>
+        <w:rPr>
+          <w:vertAlign w:val="subscript"/>
+        </w:rPr>
+        <w:t>ν</w:t>
+      </w:r>
+      <w:r>
+        <w:t>∂</w:t>
+      </w:r>
+      <w:r>
+        <w:rPr>
+          <w:vertAlign w:val="superscript"/>
+        </w:rPr>
+        <w:t>ν</w:t>
+      </w:r>
+      <w:r>
+        <w:t>∂</w:t>
+      </w:r>
+      <w:r>
+        <w:rPr>
+          <w:vertAlign w:val="subscript"/>
+        </w:rPr>
+        <w:t>μ</w:t>
+      </w:r>
+      <w:r>
+        <w:t>A</w:t>
+      </w:r>
+      <w:r>
+        <w:rPr>
+          <w:vertAlign w:val="superscript"/>
+        </w:rPr>
+        <w:t>μ</w:t>
+      </w:r>
+      <w:r>
+        <w:t xml:space="preserve"> = ½A</w:t>
+      </w:r>
+      <w:r>
+        <w:rPr>
+          <w:vertAlign w:val="subscript"/>
+        </w:rPr>
+        <w:t>μ</w:t>
+      </w:r>
+      <w:r>
+        <w:t>[∂²g</w:t>
+      </w:r>
+      <w:r>
+        <w:rPr>
+          <w:vertAlign w:val="superscript"/>
+        </w:rPr>
+        <w:t>μν</w:t>
+      </w:r>
+      <w:r>
+        <w:t xml:space="preserve"> − ∂</w:t>
+      </w:r>
+      <w:r>
+        <w:rPr>
+          <w:vertAlign w:val="superscript"/>
+        </w:rPr>
+        <w:t>μ</w:t>
+      </w:r>
+      <w:r>
+        <w:t>∂</w:t>
+      </w:r>
+      <w:r>
+        <w:rPr>
+          <w:vertAlign w:val="superscript"/>
+        </w:rPr>
+        <w:t>ν</w:t>
+      </w:r>
+      <w:r>
+        <w:t>]A</w:t>
+      </w:r>
+      <w:r>
+        <w:rPr>
+          <w:vertAlign w:val="subscript"/>
+        </w:rPr>
+        <w:t>ν</w:t>
+      </w:r>
+      <w:r>
+        <w:t>. The dropped surface terms vanish for fields that fall off at infinity.</w:t>
       </w:r>
     </w:p>
     <w:p>
@@ -3006,7 +5085,133 @@
         <w:t xml:space="preserve"> </w:t>
       </w:r>
       <w:r>
-        <w:t>∂ℒ/∂(∂_μA_ν) = −F^μν − (1/ξ)g^μν(∂·A), and ∂ℒ/∂A_ν = −j^ν. The Euler–Lagrange equation ∂_μ[∂ℒ/∂(∂_μA_ν)] = ∂ℒ/∂A_ν gives −∂_μF^μν − (1/ξ)∂^ν(∂·A) = −j^ν, which is Section 2.3.</w:t>
+        <w:t>∂ℒ/∂(∂</w:t>
+      </w:r>
+      <w:r>
+        <w:rPr>
+          <w:vertAlign w:val="subscript"/>
+        </w:rPr>
+        <w:t>μ</w:t>
+      </w:r>
+      <w:r>
+        <w:t>A</w:t>
+      </w:r>
+      <w:r>
+        <w:rPr>
+          <w:vertAlign w:val="subscript"/>
+        </w:rPr>
+        <w:t>ν</w:t>
+      </w:r>
+      <w:r>
+        <w:t>) = −F</w:t>
+      </w:r>
+      <w:r>
+        <w:rPr>
+          <w:vertAlign w:val="superscript"/>
+        </w:rPr>
+        <w:t>μν</w:t>
+      </w:r>
+      <w:r>
+        <w:t xml:space="preserve"> − (1/ξ)g</w:t>
+      </w:r>
+      <w:r>
+        <w:rPr>
+          <w:vertAlign w:val="superscript"/>
+        </w:rPr>
+        <w:t>μν</w:t>
+      </w:r>
+      <w:r>
+        <w:t>(∂·A), and ∂ℒ/∂A</w:t>
+      </w:r>
+      <w:r>
+        <w:rPr>
+          <w:vertAlign w:val="subscript"/>
+        </w:rPr>
+        <w:t>ν</w:t>
+      </w:r>
+      <w:r>
+        <w:t xml:space="preserve"> = −j</w:t>
+      </w:r>
+      <w:r>
+        <w:rPr>
+          <w:vertAlign w:val="superscript"/>
+        </w:rPr>
+        <w:t>ν</w:t>
+      </w:r>
+      <w:r>
+        <w:t>. The Euler–Lagrange equation ∂</w:t>
+      </w:r>
+      <w:r>
+        <w:rPr>
+          <w:vertAlign w:val="subscript"/>
+        </w:rPr>
+        <w:t>μ</w:t>
+      </w:r>
+      <w:r>
+        <w:t>[∂ℒ/∂(∂</w:t>
+      </w:r>
+      <w:r>
+        <w:rPr>
+          <w:vertAlign w:val="subscript"/>
+        </w:rPr>
+        <w:t>μ</w:t>
+      </w:r>
+      <w:r>
+        <w:t>A</w:t>
+      </w:r>
+      <w:r>
+        <w:rPr>
+          <w:vertAlign w:val="subscript"/>
+        </w:rPr>
+        <w:t>ν</w:t>
+      </w:r>
+      <w:r>
+        <w:t>)] = ∂ℒ/∂A</w:t>
+      </w:r>
+      <w:r>
+        <w:rPr>
+          <w:vertAlign w:val="subscript"/>
+        </w:rPr>
+        <w:t>ν</w:t>
+      </w:r>
+      <w:r>
+        <w:t xml:space="preserve"> gives −∂</w:t>
+      </w:r>
+      <w:r>
+        <w:rPr>
+          <w:vertAlign w:val="subscript"/>
+        </w:rPr>
+        <w:t>μ</w:t>
+      </w:r>
+      <w:r>
+        <w:t>F</w:t>
+      </w:r>
+      <w:r>
+        <w:rPr>
+          <w:vertAlign w:val="superscript"/>
+        </w:rPr>
+        <w:t>μν</w:t>
+      </w:r>
+      <w:r>
+        <w:t xml:space="preserve"> − (1/ξ)∂</w:t>
+      </w:r>
+      <w:r>
+        <w:rPr>
+          <w:vertAlign w:val="superscript"/>
+        </w:rPr>
+        <w:t>ν</w:t>
+      </w:r>
+      <w:r>
+        <w:t>(∂·A) = −j</w:t>
+      </w:r>
+      <w:r>
+        <w:rPr>
+          <w:vertAlign w:val="superscript"/>
+        </w:rPr>
+        <w:t>ν</w:t>
+      </w:r>
+      <w:r>
+        <w:t>, which is Section 2.3.</w:t>
       </w:r>
     </w:p>
     <w:p>
@@ -3020,7 +5225,223 @@
         <w:t xml:space="preserve"> </w:t>
       </w:r>
       <w:r>
-        <w:t>P_T + P_L = g − kk/k² + kk/k² = g. P_L P_L has components k^μk_αk^αk^ν/k⁴ = k^μk^ν/k² = P_L. P_T P_L = (g − P_L)P_L = P_L − P_L = 0. P_T P_T = (g − P_L)(g − P_L) = g − 2P_L + P_L = P_T.</w:t>
+        <w:t>P</w:t>
+      </w:r>
+      <w:r>
+        <w:rPr>
+          <w:vertAlign w:val="subscript"/>
+        </w:rPr>
+        <w:t>T</w:t>
+      </w:r>
+      <w:r>
+        <w:t xml:space="preserve"> + P</w:t>
+      </w:r>
+      <w:r>
+        <w:rPr>
+          <w:vertAlign w:val="subscript"/>
+        </w:rPr>
+        <w:t>L</w:t>
+      </w:r>
+      <w:r>
+        <w:t xml:space="preserve"> = g − kk/k² + kk/k² = g. P</w:t>
+      </w:r>
+      <w:r>
+        <w:rPr>
+          <w:vertAlign w:val="subscript"/>
+        </w:rPr>
+        <w:t>L</w:t>
+      </w:r>
+      <w:r>
+        <w:t xml:space="preserve"> P</w:t>
+      </w:r>
+      <w:r>
+        <w:rPr>
+          <w:vertAlign w:val="subscript"/>
+        </w:rPr>
+        <w:t>L</w:t>
+      </w:r>
+      <w:r>
+        <w:t xml:space="preserve"> has components k</w:t>
+      </w:r>
+      <w:r>
+        <w:rPr>
+          <w:vertAlign w:val="superscript"/>
+        </w:rPr>
+        <w:t>μ</w:t>
+      </w:r>
+      <w:r>
+        <w:t>k</w:t>
+      </w:r>
+      <w:r>
+        <w:rPr>
+          <w:vertAlign w:val="subscript"/>
+        </w:rPr>
+        <w:t>α</w:t>
+      </w:r>
+      <w:r>
+        <w:t>k</w:t>
+      </w:r>
+      <w:r>
+        <w:rPr>
+          <w:vertAlign w:val="superscript"/>
+        </w:rPr>
+        <w:t>α</w:t>
+      </w:r>
+      <w:r>
+        <w:t>k</w:t>
+      </w:r>
+      <w:r>
+        <w:rPr>
+          <w:vertAlign w:val="superscript"/>
+        </w:rPr>
+        <w:t>ν</w:t>
+      </w:r>
+      <w:r>
+        <w:t>/k⁴ = k</w:t>
+      </w:r>
+      <w:r>
+        <w:rPr>
+          <w:vertAlign w:val="superscript"/>
+        </w:rPr>
+        <w:t>μ</w:t>
+      </w:r>
+      <w:r>
+        <w:t>k</w:t>
+      </w:r>
+      <w:r>
+        <w:rPr>
+          <w:vertAlign w:val="superscript"/>
+        </w:rPr>
+        <w:t>ν</w:t>
+      </w:r>
+      <w:r>
+        <w:t>/k² = P</w:t>
+      </w:r>
+      <w:r>
+        <w:rPr>
+          <w:vertAlign w:val="subscript"/>
+        </w:rPr>
+        <w:t>L</w:t>
+      </w:r>
+      <w:r>
+        <w:t>. P</w:t>
+      </w:r>
+      <w:r>
+        <w:rPr>
+          <w:vertAlign w:val="subscript"/>
+        </w:rPr>
+        <w:t>T</w:t>
+      </w:r>
+      <w:r>
+        <w:t xml:space="preserve"> P</w:t>
+      </w:r>
+      <w:r>
+        <w:rPr>
+          <w:vertAlign w:val="subscript"/>
+        </w:rPr>
+        <w:t>L</w:t>
+      </w:r>
+      <w:r>
+        <w:t xml:space="preserve"> = (g − P</w:t>
+      </w:r>
+      <w:r>
+        <w:rPr>
+          <w:vertAlign w:val="subscript"/>
+        </w:rPr>
+        <w:t>L</w:t>
+      </w:r>
+      <w:r>
+        <w:t>)P</w:t>
+      </w:r>
+      <w:r>
+        <w:rPr>
+          <w:vertAlign w:val="subscript"/>
+        </w:rPr>
+        <w:t>L</w:t>
+      </w:r>
+      <w:r>
+        <w:t xml:space="preserve"> = P</w:t>
+      </w:r>
+      <w:r>
+        <w:rPr>
+          <w:vertAlign w:val="subscript"/>
+        </w:rPr>
+        <w:t>L</w:t>
+      </w:r>
+      <w:r>
+        <w:t xml:space="preserve"> − P</w:t>
+      </w:r>
+      <w:r>
+        <w:rPr>
+          <w:vertAlign w:val="subscript"/>
+        </w:rPr>
+        <w:t>L</w:t>
+      </w:r>
+      <w:r>
+        <w:t xml:space="preserve"> = 0. P</w:t>
+      </w:r>
+      <w:r>
+        <w:rPr>
+          <w:vertAlign w:val="subscript"/>
+        </w:rPr>
+        <w:t>T</w:t>
+      </w:r>
+      <w:r>
+        <w:t xml:space="preserve"> P</w:t>
+      </w:r>
+      <w:r>
+        <w:rPr>
+          <w:vertAlign w:val="subscript"/>
+        </w:rPr>
+        <w:t>T</w:t>
+      </w:r>
+      <w:r>
+        <w:t xml:space="preserve"> = (g − P</w:t>
+      </w:r>
+      <w:r>
+        <w:rPr>
+          <w:vertAlign w:val="subscript"/>
+        </w:rPr>
+        <w:t>L</w:t>
+      </w:r>
+      <w:r>
+        <w:t>)(g − P</w:t>
+      </w:r>
+      <w:r>
+        <w:rPr>
+          <w:vertAlign w:val="subscript"/>
+        </w:rPr>
+        <w:t>L</w:t>
+      </w:r>
+      <w:r>
+        <w:t>) = g − 2P</w:t>
+      </w:r>
+      <w:r>
+        <w:rPr>
+          <w:vertAlign w:val="subscript"/>
+        </w:rPr>
+        <w:t>L</w:t>
+      </w:r>
+      <w:r>
+        <w:t xml:space="preserve"> + P</w:t>
+      </w:r>
+      <w:r>
+        <w:rPr>
+          <w:vertAlign w:val="subscript"/>
+        </w:rPr>
+        <w:t>L</w:t>
+      </w:r>
+      <w:r>
+        <w:t xml:space="preserve"> = P</w:t>
+      </w:r>
+      <w:r>
+        <w:rPr>
+          <w:vertAlign w:val="subscript"/>
+        </w:rPr>
+        <w:t>T</w:t>
+      </w:r>
+      <w:r>
+        <w:t>.</w:t>
       </w:r>
     </w:p>
     <w:p>
@@ -3034,7 +5455,94 @@
         <w:t xml:space="preserve"> </w:t>
       </w:r>
       <w:r>
-        <w:t>Write O = −k²P_T − (k²/ξ)P_L and D = −i(P_T + ξP_L)/k². Then OD = (−i/k²)(−k²P_T − k²P_L) = i(P_T + P_L) = iδ^μ_ρ, using the projector algebra of Exercise 4.</w:t>
+        <w:t>Write O = −k²P</w:t>
+      </w:r>
+      <w:r>
+        <w:rPr>
+          <w:vertAlign w:val="subscript"/>
+        </w:rPr>
+        <w:t>T</w:t>
+      </w:r>
+      <w:r>
+        <w:t xml:space="preserve"> − (k²/ξ)P</w:t>
+      </w:r>
+      <w:r>
+        <w:rPr>
+          <w:vertAlign w:val="subscript"/>
+        </w:rPr>
+        <w:t>L</w:t>
+      </w:r>
+      <w:r>
+        <w:t xml:space="preserve"> and D = −i(P</w:t>
+      </w:r>
+      <w:r>
+        <w:rPr>
+          <w:vertAlign w:val="subscript"/>
+        </w:rPr>
+        <w:t>T</w:t>
+      </w:r>
+      <w:r>
+        <w:t xml:space="preserve"> + ξP</w:t>
+      </w:r>
+      <w:r>
+        <w:rPr>
+          <w:vertAlign w:val="subscript"/>
+        </w:rPr>
+        <w:t>L</w:t>
+      </w:r>
+      <w:r>
+        <w:t>)/k². Then OD = (−i/k²)(−k²P</w:t>
+      </w:r>
+      <w:r>
+        <w:rPr>
+          <w:vertAlign w:val="subscript"/>
+        </w:rPr>
+        <w:t>T</w:t>
+      </w:r>
+      <w:r>
+        <w:t xml:space="preserve"> − k²P</w:t>
+      </w:r>
+      <w:r>
+        <w:rPr>
+          <w:vertAlign w:val="subscript"/>
+        </w:rPr>
+        <w:t>L</w:t>
+      </w:r>
+      <w:r>
+        <w:t>) = i(P</w:t>
+      </w:r>
+      <w:r>
+        <w:rPr>
+          <w:vertAlign w:val="subscript"/>
+        </w:rPr>
+        <w:t>T</w:t>
+      </w:r>
+      <w:r>
+        <w:t xml:space="preserve"> + P</w:t>
+      </w:r>
+      <w:r>
+        <w:rPr>
+          <w:vertAlign w:val="subscript"/>
+        </w:rPr>
+        <w:t>L</w:t>
+      </w:r>
+      <w:r>
+        <w:t>) = iδ</w:t>
+      </w:r>
+      <w:r>
+        <w:rPr>
+          <w:vertAlign w:val="superscript"/>
+        </w:rPr>
+        <w:t>μ</w:t>
+      </w:r>
+      <w:r>
+        <w:rPr>
+          <w:vertAlign w:val="subscript"/>
+        </w:rPr>
+        <w:t>ρ</w:t>
+      </w:r>
+      <w:r>
+        <w:t>, using the projector algebra of Exercise 4.</w:t>
       </w:r>
     </w:p>
     <w:p>
@@ -3048,7 +5556,16 @@
         <w:t xml:space="preserve"> </w:t>
       </w:r>
       <w:r>
-        <w:t>The coefficient of P_L is −k²/ξ, which vanishes as 1/ξ → 0. O then annihilates every longitudinal vector, so it has no inverse, as in Section 1.2.</w:t>
+        <w:t>The coefficient of P</w:t>
+      </w:r>
+      <w:r>
+        <w:rPr>
+          <w:vertAlign w:val="subscript"/>
+        </w:rPr>
+        <w:t>L</w:t>
+      </w:r>
+      <w:r>
+        <w:t xml:space="preserve"> is −k²/ξ, which vanishes as 1/ξ → 0. O then annihilates every longitudinal vector, so it has no inverse, as in Section 1.2.</w:t>
       </w:r>
     </w:p>
     <w:p>
@@ -3062,7 +5579,79 @@
         <w:t xml:space="preserve"> </w:t>
       </w:r>
       <w:r>
-        <w:t>k^μP_T,μν = 0 and k^μP_L,μν = k_ν, so k^μD_μν = −iξk_ν/k². Only the longitudinal part survives, weighted by ξ.</w:t>
+        <w:t>k</w:t>
+      </w:r>
+      <w:r>
+        <w:rPr>
+          <w:vertAlign w:val="superscript"/>
+        </w:rPr>
+        <w:t>μ</w:t>
+      </w:r>
+      <w:r>
+        <w:t>P</w:t>
+      </w:r>
+      <w:r>
+        <w:rPr>
+          <w:vertAlign w:val="subscript"/>
+        </w:rPr>
+        <w:t>T</w:t>
+      </w:r>
+      <w:r>
+        <w:t>,μν = 0 and k</w:t>
+      </w:r>
+      <w:r>
+        <w:rPr>
+          <w:vertAlign w:val="superscript"/>
+        </w:rPr>
+        <w:t>μ</w:t>
+      </w:r>
+      <w:r>
+        <w:t>P</w:t>
+      </w:r>
+      <w:r>
+        <w:rPr>
+          <w:vertAlign w:val="subscript"/>
+        </w:rPr>
+        <w:t>L</w:t>
+      </w:r>
+      <w:r>
+        <w:t>,μν = k</w:t>
+      </w:r>
+      <w:r>
+        <w:rPr>
+          <w:vertAlign w:val="subscript"/>
+        </w:rPr>
+        <w:t>ν</w:t>
+      </w:r>
+      <w:r>
+        <w:t>, so k</w:t>
+      </w:r>
+      <w:r>
+        <w:rPr>
+          <w:vertAlign w:val="superscript"/>
+        </w:rPr>
+        <w:t>μ</w:t>
+      </w:r>
+      <w:r>
+        <w:t>D</w:t>
+      </w:r>
+      <w:r>
+        <w:rPr>
+          <w:vertAlign w:val="subscript"/>
+        </w:rPr>
+        <w:t>μν</w:t>
+      </w:r>
+      <w:r>
+        <w:t xml:space="preserve"> = −iξk</w:t>
+      </w:r>
+      <w:r>
+        <w:rPr>
+          <w:vertAlign w:val="subscript"/>
+        </w:rPr>
+        <w:t>ν</w:t>
+      </w:r>
+      <w:r>
+        <w:t>/k². Only the longitudinal part survives, weighted by ξ.</w:t>
       </w:r>
     </w:p>
     <w:p>
@@ -3076,7 +5665,16 @@
         <w:t xml:space="preserve"> </w:t>
       </w:r>
       <w:r>
-        <w:t>As ξ → 0, the term −(∂·A)²/(2ξ) gives an infinite negative action to any configuration with ∂·A ≠ 0, so only ∂·A = 0 survives. In the propagator, the longitudinal part ξP_L vanishes.</w:t>
+        <w:t>As ξ → 0, the term −(∂·A)²/(2ξ) gives an infinite negative action to any configuration with ∂·A ≠ 0, so only ∂·A = 0 survives. In the propagator, the longitudinal part ξP</w:t>
+      </w:r>
+      <w:r>
+        <w:rPr>
+          <w:vertAlign w:val="subscript"/>
+        </w:rPr>
+        <w:t>L</w:t>
+      </w:r>
+      <w:r>
+        <w:t xml:space="preserve"> vanishes.</w:t>
       </w:r>
     </w:p>
     <w:p>
@@ -3090,7 +5688,16 @@
         <w:t xml:space="preserve"> </w:t>
       </w:r>
       <w:r>
-        <w:t>∇·A = 0 involves only the spatial components of A in one chosen frame. A condition built from ξ and k^μ is the same in every frame, so no value of ξ can single out a time direction.</w:t>
+        <w:t>∇·A = 0 involves only the spatial components of A in one chosen frame. A condition built from ξ and k</w:t>
+      </w:r>
+      <w:r>
+        <w:rPr>
+          <w:vertAlign w:val="superscript"/>
+        </w:rPr>
+        <w:t>μ</w:t>
+      </w:r>
+      <w:r>
+        <w:t xml:space="preserve"> is the same in every frame, so no value of ξ can single out a time direction.</w:t>
       </w:r>
     </w:p>
     <w:p>
@@ -3118,7 +5725,73 @@
         <w:t xml:space="preserve"> </w:t>
       </w:r>
       <w:r>
-        <w:t>The ξ term is (ie)²J_e^μ[i(1−ξ)q_μq_ν/q⁴]J_μ^ν, which is proportional to (q·J_e)(q·J_μ). Each factor vanishes by Exercise 10.</w:t>
+        <w:t>The ξ term is (ie)²J</w:t>
+      </w:r>
+      <w:r>
+        <w:rPr>
+          <w:vertAlign w:val="subscript"/>
+        </w:rPr>
+        <w:t>e</w:t>
+      </w:r>
+      <w:r>
+        <w:rPr>
+          <w:vertAlign w:val="superscript"/>
+        </w:rPr>
+        <w:t>μ</w:t>
+      </w:r>
+      <w:r>
+        <w:t>[i(1−ξ)q</w:t>
+      </w:r>
+      <w:r>
+        <w:rPr>
+          <w:vertAlign w:val="subscript"/>
+        </w:rPr>
+        <w:t>μ</w:t>
+      </w:r>
+      <w:r>
+        <w:t>q</w:t>
+      </w:r>
+      <w:r>
+        <w:rPr>
+          <w:vertAlign w:val="subscript"/>
+        </w:rPr>
+        <w:t>ν</w:t>
+      </w:r>
+      <w:r>
+        <w:t>/q⁴]J</w:t>
+      </w:r>
+      <w:r>
+        <w:rPr>
+          <w:vertAlign w:val="subscript"/>
+        </w:rPr>
+        <w:t>μ</w:t>
+      </w:r>
+      <w:r>
+        <w:rPr>
+          <w:vertAlign w:val="superscript"/>
+        </w:rPr>
+        <w:t>ν</w:t>
+      </w:r>
+      <w:r>
+        <w:t>, which is proportional to (q·J</w:t>
+      </w:r>
+      <w:r>
+        <w:rPr>
+          <w:vertAlign w:val="subscript"/>
+        </w:rPr>
+        <w:t>e</w:t>
+      </w:r>
+      <w:r>
+        <w:t>)(q·J</w:t>
+      </w:r>
+      <w:r>
+        <w:rPr>
+          <w:vertAlign w:val="subscript"/>
+        </w:rPr>
+        <w:t>μ</w:t>
+      </w:r>
+      <w:r>
+        <w:t>). Each factor vanishes by Exercise 10.</w:t>
       </w:r>
     </w:p>
     <w:p>
@@ -3170,7 +5843,16 @@
         <w:pStyle w:val="ListBullet"/>
       </w:pPr>
       <w:r>
-        <w:t>I can write ℒ_gf, derive the modified field equation, and show that ∂·A decouples.</w:t>
+        <w:t>I can write ℒ</w:t>
+      </w:r>
+      <w:r>
+        <w:rPr>
+          <w:vertAlign w:val="subscript"/>
+        </w:rPr>
+        <w:t>gf</w:t>
+      </w:r>
+      <w:r>
+        <w:t>, derive the modified field equation, and show that ∂·A decouples.</w:t>
       </w:r>
     </w:p>
     <w:p>
@@ -3178,7 +5860,16 @@
         <w:pStyle w:val="ListBullet"/>
       </w:pPr>
       <w:r>
-        <w:t>I can invert the operator with projectors and write D_μν(k; ξ) from memory.</w:t>
+        <w:t>I can invert the operator with projectors and write D</w:t>
+      </w:r>
+      <w:r>
+        <w:rPr>
+          <w:vertAlign w:val="subscript"/>
+        </w:rPr>
+        <w:t>μν</w:t>
+      </w:r>
+      <w:r>
+        <w:t>(k; ξ) from memory.</w:t>
       </w:r>
     </w:p>
     <w:p>
@@ -3246,7 +5937,7 @@
         <w:color w:val="5A5A5A"/>
         <w:sz w:val="16"/>
       </w:rPr>
-      <w:t>QED Course   Lesson 71</w:t>
+      <w:t>A QED Course   Lesson 71</w:t>
     </w:r>
   </w:p>
 </w:hdr>
